--- a/modelo/modelo_contrato.docx
+++ b/modelo/modelo_contrato.docx
@@ -118,7 +118,18 @@
           <w:sz w:val="20"/>
           <w:lang w:eastAsia="pt-BR"/>
         </w:rPr>
-        <w:t xml:space="preserve">, CANDIDATO sobre o número 10456 com endereço na rua </w:t>
+        <w:t xml:space="preserve">, CANDIDATO sob</w:t>
+      </w:r>
+      <w:bookmarkStart w:id="0" w:name="_GoBack"/>
+      <w:bookmarkEnd w:id="0"/>
+      <w:r>
+        <w:rPr>
+          <w:rFonts w:ascii="Arial" w:eastAsia="Times New Roman" w:hAnsi="Arial" w:cs="Arial"/>
+          <w:color w:val="000000"/>
+          <w:sz w:val="20"/>
+          <w:lang w:eastAsia="pt-BR"/>
+        </w:rPr>
+        <w:t xml:space="preserve"> o número 10456 com endereço na rua </w:t>
       </w:r>
       <w:r>
         <w:t>DOM PEDRO II</w:t>
@@ -215,8 +226,6 @@
         </w:rPr>
         <w:t xml:space="preserve"> {{ endereco_contratado }}</w:t>
       </w:r>
-      <w:bookmarkStart w:id="0" w:name="_GoBack"/>
-      <w:bookmarkEnd w:id="0"/>
       <w:r>
         <w:rPr>
           <w:rFonts w:ascii="Arial" w:eastAsia="Times New Roman" w:hAnsi="Arial" w:cs="Arial"/>
@@ -604,7 +613,7 @@
           <w:sz w:val="20"/>
           <w:lang w:eastAsia="pt-BR"/>
         </w:rPr>
-        <w:t>– O presente contrato terá vigência da data de sua ratificação até 04.10.2026, sem qualquer cláusula de prorrogação, encerrando-se imediatamente após o transcurso do prazo.</w:t>
+        <w:t>– O presente contrato terá vigência da data de sua ratificação até {{ data_fim }}, sem qualquer cláusula de prorrogação, encerrando-se imediatamente após o transcurso do prazo.</w:t>
       </w:r>
     </w:p>
     <w:p>

--- a/modelo/modelo_contrato.docx
+++ b/modelo/modelo_contrato.docx
@@ -355,16 +355,7 @@
           <w:sz w:val="20"/>
           <w:lang w:eastAsia="pt-BR"/>
         </w:rPr>
-        <w:t xml:space="preserve">– O(A) CONTRATADO(A) prestará os seus serviços de SEGUNDA -feira a SÁBADO, das </w:t>
-      </w:r>
-      <w:r>
-        <w:rPr>
-          <w:rFonts w:ascii="Arial" w:eastAsia="Times New Roman" w:hAnsi="Arial" w:cs="Arial"/>
-          <w:color w:val="000000"/>
-          <w:sz w:val="20"/>
-          <w:lang w:eastAsia="pt-BR"/>
-        </w:rPr>
-        <w:t>{{ horario_semanal }}, e aos {{ horario_fds }}.</w:t>
+        <w:t xml:space="preserve">– O(A) CONTRATADO(A) prestará os serviços de militância objeto deste contrato de segunda-feira a sábado, no horário compreendido das 13h00 às 18h00, observadas as orientações e o cronograma de atividades estabelecido pelo CONTRATANTE.</w:t>
       </w:r>
     </w:p>
     <w:p>
@@ -373,6 +364,7 @@
         <w:jc w:val="both"/>
         <w:rPr>
           <w:rFonts w:ascii="Arial" w:eastAsia="Times New Roman" w:hAnsi="Arial" w:cs="Arial"/>
+          <w:color w:val="000000"/>
           <w:sz w:val="20"/>
           <w:lang w:eastAsia="pt-BR"/>
         </w:rPr>
@@ -396,79 +388,16 @@
           <w:sz w:val="20"/>
           <w:lang w:eastAsia="pt-BR"/>
         </w:rPr>
-        <w:t>Parágrafo 1º</w:t>
-      </w:r>
-      <w:r>
-        <w:rPr>
-          <w:rFonts w:ascii="Arial" w:eastAsia="Times New Roman" w:hAnsi="Arial" w:cs="Arial"/>
-          <w:color w:val="000000"/>
-          <w:sz w:val="20"/>
-          <w:lang w:eastAsia="pt-BR"/>
-        </w:rPr>
-        <w:t>. O(A) CONTRATADO(A) aceita desde já, expressamente, a condição de prestar os serviços,</w:t>
-      </w:r>
-      <w:r>
-        <w:rPr>
-          <w:rFonts w:ascii="Arial" w:eastAsia="Times New Roman" w:hAnsi="Arial" w:cs="Arial"/>
-          <w:color w:val="000000"/>
-          <w:sz w:val="20"/>
-          <w:szCs w:val="20"/>
-          <w:lang w:eastAsia="pt-BR"/>
-        </w:rPr>
-        <w:br/>
-      </w:r>
-      <w:r>
-        <w:rPr>
-          <w:rFonts w:ascii="Arial" w:eastAsia="Times New Roman" w:hAnsi="Arial" w:cs="Arial"/>
-          <w:color w:val="000000"/>
-          <w:sz w:val="20"/>
-          <w:lang w:eastAsia="pt-BR"/>
-        </w:rPr>
-        <w:t>tarefas ou atividades voltadas à Campanha Eleitoral, em qualquer turno de trabalho, seja pela manhã, tarde</w:t>
-      </w:r>
-      <w:r>
-        <w:rPr>
-          <w:rFonts w:ascii="Arial" w:eastAsia="Times New Roman" w:hAnsi="Arial" w:cs="Arial"/>
-          <w:color w:val="000000"/>
-          <w:sz w:val="20"/>
-          <w:szCs w:val="20"/>
-          <w:lang w:eastAsia="pt-BR"/>
-        </w:rPr>
-        <w:br/>
-      </w:r>
-      <w:r>
-        <w:rPr>
-          <w:rFonts w:ascii="Arial" w:eastAsia="Times New Roman" w:hAnsi="Arial" w:cs="Arial"/>
-          <w:color w:val="000000"/>
-          <w:sz w:val="20"/>
-          <w:lang w:eastAsia="pt-BR"/>
-        </w:rPr>
-        <w:t xml:space="preserve">ou noite, em feriados e/ou finais de </w:t>
-      </w:r>
-      <w:r>
-        <w:rPr>
-          <w:rFonts w:ascii="Arial" w:eastAsia="Times New Roman" w:hAnsi="Arial" w:cs="Arial"/>
-          <w:sz w:val="20"/>
-          <w:lang w:eastAsia="pt-BR"/>
-        </w:rPr>
-        <w:t xml:space="preserve">semana </w:t>
-      </w:r>
-      <w:r>
-        <w:rPr>
-          <w:rFonts w:ascii="Arial" w:hAnsi="Arial" w:cs="Arial"/>
-          <w:sz w:val="20"/>
-          <w:szCs w:val="20"/>
-          <w:shd w:val="clear" w:color="auto" w:fill="FFFFFF"/>
-        </w:rPr>
-        <w:t>conforme cronograma de atividades ou a necessidade do CONTRATANTE durante a Campanha Eleitoral 2026</w:t>
-      </w:r>
-      <w:r>
-        <w:rPr>
-          <w:rFonts w:ascii="Arial" w:eastAsia="Times New Roman" w:hAnsi="Arial" w:cs="Arial"/>
-          <w:sz w:val="20"/>
-          <w:lang w:eastAsia="pt-BR"/>
-        </w:rPr>
-        <w:t>.</w:t>
+        <w:t xml:space="preserve">Parágrafo Primeiro</w:t>
+      </w:r>
+      <w:r>
+        <w:rPr>
+          <w:rFonts w:ascii="Arial" w:eastAsia="Times New Roman" w:hAnsi="Arial" w:cs="Arial"/>
+          <w:color w:val="000000"/>
+          <w:sz w:val="20"/>
+          <w:lang w:eastAsia="pt-BR"/>
+        </w:rPr>
+        <w:t xml:space="preserve">. Além do período ordinário acima estabelecido, o(a) CONTRATADO(A) poderá ser solicitado(a) a participar de atividades extraordinárias e demais atos relacionados à campanha eleitoral, conforme cronograma de campanha.</w:t>
       </w:r>
     </w:p>
     <w:p>
@@ -501,35 +430,16 @@
           <w:sz w:val="20"/>
           <w:lang w:eastAsia="pt-BR"/>
         </w:rPr>
-        <w:t>Parágrafo 2º</w:t>
-      </w:r>
-      <w:r>
-        <w:rPr>
-          <w:rFonts w:ascii="Arial" w:eastAsia="Times New Roman" w:hAnsi="Arial" w:cs="Arial"/>
-          <w:color w:val="000000"/>
-          <w:sz w:val="20"/>
-          <w:lang w:eastAsia="pt-BR"/>
-        </w:rPr>
-        <w:t>. Nas situações previstas no parágrafo anterior, haverá compensação das horas ajustadas ou</w:t>
-      </w:r>
-      <w:r>
-        <w:rPr>
-          <w:rFonts w:ascii="Arial" w:eastAsia="Times New Roman" w:hAnsi="Arial" w:cs="Arial"/>
-          <w:color w:val="000000"/>
-          <w:sz w:val="20"/>
-          <w:szCs w:val="20"/>
-          <w:lang w:eastAsia="pt-BR"/>
-        </w:rPr>
-        <w:br/>
-      </w:r>
-      <w:r>
-        <w:rPr>
-          <w:rFonts w:ascii="Arial" w:eastAsia="Times New Roman" w:hAnsi="Arial" w:cs="Arial"/>
-          <w:color w:val="000000"/>
-          <w:sz w:val="20"/>
-          <w:lang w:eastAsia="pt-BR"/>
-        </w:rPr>
-        <w:t>pagamento da carga horária excedente.</w:t>
+        <w:t xml:space="preserve">Parágrafo Segundo</w:t>
+      </w:r>
+      <w:r>
+        <w:rPr>
+          <w:rFonts w:ascii="Arial" w:eastAsia="Times New Roman" w:hAnsi="Arial" w:cs="Arial"/>
+          <w:color w:val="000000"/>
+          <w:sz w:val="20"/>
+          <w:lang w:eastAsia="pt-BR"/>
+        </w:rPr>
+        <w:t xml:space="preserve">. As atividades extraordinárias serão realizadas mediante prévio ajuste e concordância entre as partes, considerando o cronograma de atividades da campanha e as necessidades de execução dos serviços contratados.</w:t>
       </w:r>
     </w:p>
     <w:p>
@@ -562,16 +472,16 @@
           <w:sz w:val="20"/>
           <w:lang w:eastAsia="pt-BR"/>
         </w:rPr>
-        <w:t>Parágrafo 3º</w:t>
-      </w:r>
-      <w:r>
-        <w:rPr>
-          <w:rFonts w:ascii="Arial" w:eastAsia="Times New Roman" w:hAnsi="Arial" w:cs="Arial"/>
-          <w:color w:val="000000"/>
-          <w:sz w:val="20"/>
-          <w:lang w:eastAsia="pt-BR"/>
-        </w:rPr>
-        <w:t>. As faltas serão compensadas ou descontadas, conforme entendimento entre as partes.</w:t>
+        <w:t xml:space="preserve">Parágrafo Terceiro</w:t>
+      </w:r>
+      <w:r>
+        <w:rPr>
+          <w:rFonts w:ascii="Arial" w:eastAsia="Times New Roman" w:hAnsi="Arial" w:cs="Arial"/>
+          <w:color w:val="000000"/>
+          <w:sz w:val="20"/>
+          <w:lang w:eastAsia="pt-BR"/>
+        </w:rPr>
+        <w:t xml:space="preserve">. A realização de atividades extraordinárias não implica alteração do objeto ou do valor da contratação, salvo se houver ajuste expresso entre as partes, formalizado por escrito, quando aplicável.</w:t>
       </w:r>
     </w:p>
     <w:p>

--- a/modelo/modelo_contrato.docx
+++ b/modelo/modelo_contrato.docx
@@ -106,9 +106,33 @@
           <w:sz w:val="20"/>
           <w:lang w:eastAsia="pt-BR"/>
         </w:rPr>
-        <w:t xml:space="preserve">Pelo presente instrumento particular, de um lado ELEICAO 2026 ANDRÉ LUIZ COELHO MERLO DEPUTADO ESTADUAL, CNPJ: </w:t>
-      </w:r>
-      <w:r>
+        <w:t xml:space="preserve">Pelo presente instrumento particular, de um lado </w:t>
+      </w:r>
+      <w:r>
+        <w:rPr>
+          <w:rFonts w:ascii="Arial" w:eastAsia="Times New Roman" w:hAnsi="Arial" w:cs="Arial"/>
+          <w:b/>
+          <w:color w:val="000000"/>
+          <w:sz w:val="20"/>
+          <w:lang w:eastAsia="pt-BR"/>
+        </w:rPr>
+        <w:t xml:space="preserve">ELEICAO 2026 ANDRÉ LUIZ COELHO MERLO DEPUTADO ESTADUAL</w:t>
+      </w:r>
+      <w:r>
+        <w:rPr>
+          <w:rFonts w:ascii="Arial" w:eastAsia="Times New Roman" w:hAnsi="Arial" w:cs="Arial"/>
+          <w:color w:val="000000"/>
+          <w:sz w:val="20"/>
+          <w:lang w:eastAsia="pt-BR"/>
+        </w:rPr>
+        <w:t xml:space="preserve">, CNPJ: </w:t>
+      </w:r>
+      <w:r>
+        <w:rPr>
+          <w:rFonts w:ascii="Arial" w:hAnsi="Arial" w:cs="Arial"/>
+          <w:b/>
+          <w:sz w:val="20"/>
+        </w:rPr>
         <w:t>68.455.912/0001-91</w:t>
       </w:r>
       <w:r>
@@ -118,127 +142,997 @@
           <w:sz w:val="20"/>
           <w:lang w:eastAsia="pt-BR"/>
         </w:rPr>
-        <w:t xml:space="preserve">, CANDIDATO sob</w:t>
-      </w:r>
+        <w:t xml:space="preserve">, CANDIDATO sob o número 10456 com endereço na rua </w:t>
+      </w:r>
+      <w:r>
+        <w:rPr>
+          <w:rFonts w:ascii="Arial" w:hAnsi="Arial" w:cs="Arial"/>
+        </w:rPr>
+        <w:t>DOM PEDRO II</w:t>
+      </w:r>
+      <w:r>
+        <w:rPr>
+          <w:rFonts w:ascii="Arial" w:eastAsia="Times New Roman" w:hAnsi="Arial" w:cs="Arial"/>
+          <w:color w:val="000000"/>
+          <w:sz w:val="20"/>
+          <w:lang w:eastAsia="pt-BR"/>
+        </w:rPr>
+        <w:t xml:space="preserve">, n.470, SALA 301, cidade de GOVERNADOR VALADARES, doravante denominado(a) </w:t>
+      </w:r>
+      <w:r>
+        <w:rPr>
+          <w:rFonts w:ascii="Arial" w:eastAsia="Times New Roman" w:hAnsi="Arial" w:cs="Arial"/>
+          <w:b/>
+          <w:bCs/>
+          <w:color w:val="000000"/>
+          <w:sz w:val="20"/>
+          <w:lang w:eastAsia="pt-BR"/>
+        </w:rPr>
+        <w:t>CONTRATANTE</w:t>
+      </w:r>
+      <w:r>
+        <w:rPr>
+          <w:rFonts w:ascii="Arial" w:eastAsia="Times New Roman" w:hAnsi="Arial" w:cs="Arial"/>
+          <w:color w:val="000000"/>
+          <w:sz w:val="20"/>
+          <w:lang w:eastAsia="pt-BR"/>
+        </w:rPr>
+        <w:t xml:space="preserve">, e de outro lado </w:t>
+      </w:r>
+      <w:r>
+        <w:rPr>
+          <w:rFonts w:ascii="Arial" w:eastAsia="Times New Roman" w:hAnsi="Arial" w:cs="Arial"/>
+          <w:b/>
+          <w:color w:val="000000"/>
+          <w:sz w:val="20"/>
+          <w:lang w:eastAsia="pt-BR"/>
+        </w:rPr>
+        <w:t>{{ nome }},</w:t>
+      </w:r>
+      <w:r>
+        <w:rPr>
+          <w:rFonts w:ascii="Arial" w:eastAsia="Times New Roman" w:hAnsi="Arial" w:cs="Arial"/>
+          <w:color w:val="000000"/>
+          <w:sz w:val="20"/>
+          <w:lang w:eastAsia="pt-BR"/>
+        </w:rPr>
+        <w:t xml:space="preserve"> brasileiro(A), inscrito na SRF/RFB/CPF:</w:t>
+      </w:r>
+      <w:r>
+        <w:rPr>
+          <w:rFonts w:ascii="Arial" w:eastAsia="Times New Roman" w:hAnsi="Arial" w:cs="Arial"/>
+          <w:b/>
+          <w:color w:val="000000"/>
+          <w:sz w:val="20"/>
+          <w:lang w:eastAsia="pt-BR"/>
+        </w:rPr>
+        <w:t xml:space="preserve"> {{ cpf }}</w:t>
+      </w:r>
+      <w:r>
+        <w:rPr>
+          <w:rFonts w:ascii="Arial" w:eastAsia="Times New Roman" w:hAnsi="Arial" w:cs="Arial"/>
+          <w:color w:val="000000"/>
+          <w:sz w:val="20"/>
+          <w:lang w:eastAsia="pt-BR"/>
+        </w:rPr>
+        <w:t>, portador da carteira de identidade</w:t>
+      </w:r>
+      <w:r>
+        <w:rPr>
+          <w:rFonts w:ascii="Arial" w:eastAsia="Times New Roman" w:hAnsi="Arial" w:cs="Arial"/>
+          <w:b/>
+          <w:color w:val="000000"/>
+          <w:sz w:val="20"/>
+          <w:lang w:eastAsia="pt-BR"/>
+        </w:rPr>
+        <w:t xml:space="preserve"> {{ rg }}</w:t>
+      </w:r>
+      <w:r>
+        <w:rPr>
+          <w:rFonts w:ascii="Arial" w:eastAsia="Times New Roman" w:hAnsi="Arial" w:cs="Arial"/>
+          <w:color w:val="000000"/>
+          <w:sz w:val="20"/>
+          <w:lang w:eastAsia="pt-BR"/>
+        </w:rPr>
+        <w:t xml:space="preserve">, inscrito perante a justiça eleitoral: {{ titulo_eleitor }}, domiciliado e residente no endereço:</w:t>
+      </w:r>
+      <w:r>
+        <w:rPr>
+          <w:rFonts w:ascii="Arial" w:eastAsia="Times New Roman" w:hAnsi="Arial" w:cs="Arial"/>
+          <w:b/>
+          <w:color w:val="000000"/>
+          <w:sz w:val="20"/>
+          <w:lang w:eastAsia="pt-BR"/>
+        </w:rPr>
+        <w:t xml:space="preserve"> {{ endereco_contratado }}</w:t>
+      </w:r>
+      <w:r>
+        <w:rPr>
+          <w:rFonts w:ascii="Arial" w:eastAsia="Times New Roman" w:hAnsi="Arial" w:cs="Arial"/>
+          <w:color w:val="000000"/>
+          <w:sz w:val="20"/>
+          <w:lang w:eastAsia="pt-BR"/>
+        </w:rPr>
+        <w:t xml:space="preserve"> celebram entre si o presente Instrumento, sem vínculo empregatício, nos termos do artigo 100, da Lei 9.504/97, conforme as seguintes cláusulas:</w:t>
+      </w:r>
+    </w:p>
+    <w:p>
+      <w:pPr>
+        <w:spacing w:after="0" w:line="360" w:lineRule="auto"/>
+        <w:jc w:val="both"/>
+        <w:rPr>
+          <w:rFonts w:ascii="Arial" w:eastAsia="Times New Roman" w:hAnsi="Arial" w:cs="Arial"/>
+          <w:color w:val="000000"/>
+          <w:sz w:val="20"/>
+          <w:lang w:eastAsia="pt-BR"/>
+        </w:rPr>
+      </w:pPr>
+      <w:r>
+        <w:rPr>
+          <w:rFonts w:ascii="Arial" w:eastAsia="Times New Roman" w:hAnsi="Arial" w:cs="Arial"/>
+          <w:color w:val="000000"/>
+          <w:sz w:val="20"/>
+          <w:szCs w:val="20"/>
+          <w:lang w:eastAsia="pt-BR"/>
+        </w:rPr>
+        <w:br/>
+      </w:r>
+      <w:r>
+        <w:rPr>
+          <w:rFonts w:ascii="Arial" w:eastAsia="Times New Roman" w:hAnsi="Arial" w:cs="Arial"/>
+          <w:b/>
+          <w:bCs/>
+          <w:color w:val="000000"/>
+          <w:sz w:val="20"/>
+          <w:lang w:eastAsia="pt-BR"/>
+        </w:rPr>
+        <w:t xml:space="preserve">Cláusula I </w:t>
+      </w:r>
+      <w:r>
+        <w:rPr>
+          <w:rFonts w:ascii="Arial" w:eastAsia="Times New Roman" w:hAnsi="Arial" w:cs="Arial"/>
+          <w:color w:val="000000"/>
+          <w:sz w:val="20"/>
+          <w:lang w:eastAsia="pt-BR"/>
+        </w:rPr>
+        <w:t xml:space="preserve">- O presente contrato tem por objeto a prestação de serviços, pelo(a) CONTRATADO(A) de</w:t>
+      </w:r>
+    </w:p>
+    <w:p>
+      <w:pPr>
+        <w:spacing w:after="0" w:line="360" w:lineRule="auto"/>
+        <w:jc w:val="both"/>
+        <w:rPr>
+          <w:rFonts w:ascii="Arial" w:eastAsia="Times New Roman" w:hAnsi="Arial" w:cs="Arial"/>
+          <w:color w:val="000000"/>
+          <w:sz w:val="20"/>
+          <w:lang w:eastAsia="pt-BR"/>
+        </w:rPr>
+      </w:pPr>
+      <w:r>
+        <w:rPr>
+          <w:rFonts w:ascii="Arial" w:eastAsia="Times New Roman" w:hAnsi="Arial" w:cs="Arial"/>
+          <w:color w:val="000000"/>
+          <w:sz w:val="20"/>
+          <w:lang w:eastAsia="pt-BR"/>
+        </w:rPr>
+        <w:t xml:space="preserve">tarefas e atividades de militância conforme cronograma ou necessidade do CANDIDATO durante a Campanha</w:t>
+      </w:r>
+    </w:p>
+    <w:p>
+      <w:pPr>
+        <w:spacing w:after="0" w:line="360" w:lineRule="auto"/>
+        <w:jc w:val="both"/>
+        <w:rPr>
+          <w:rFonts w:ascii="Arial" w:eastAsia="Times New Roman" w:hAnsi="Arial" w:cs="Arial"/>
+          <w:color w:val="000000"/>
+          <w:sz w:val="20"/>
+          <w:lang w:eastAsia="pt-BR"/>
+        </w:rPr>
+      </w:pPr>
+      <w:r>
+        <w:rPr>
+          <w:rFonts w:ascii="Arial" w:eastAsia="Times New Roman" w:hAnsi="Arial" w:cs="Arial"/>
+          <w:color w:val="000000"/>
+          <w:sz w:val="20"/>
+          <w:lang w:eastAsia="pt-BR"/>
+        </w:rPr>
+        <w:t>Eleitoral.</w:t>
+      </w:r>
+    </w:p>
+    <w:p>
+      <w:pPr>
+        <w:spacing w:after="0" w:line="360" w:lineRule="auto"/>
+        <w:jc w:val="both"/>
+        <w:rPr>
+          <w:rFonts w:ascii="Arial" w:eastAsia="Times New Roman" w:hAnsi="Arial" w:cs="Arial"/>
+          <w:color w:val="000000"/>
+          <w:sz w:val="20"/>
+          <w:lang w:eastAsia="pt-BR"/>
+        </w:rPr>
+      </w:pPr>
+      <w:r>
+        <w:rPr>
+          <w:rFonts w:ascii="Arial" w:eastAsia="Times New Roman" w:hAnsi="Arial" w:cs="Arial"/>
+          <w:color w:val="000000"/>
+          <w:sz w:val="20"/>
+          <w:szCs w:val="20"/>
+          <w:lang w:eastAsia="pt-BR"/>
+        </w:rPr>
+        <w:br/>
+      </w:r>
+      <w:r>
+        <w:rPr>
+          <w:rFonts w:ascii="Arial" w:eastAsia="Times New Roman" w:hAnsi="Arial" w:cs="Arial"/>
+          <w:b/>
+          <w:bCs/>
+          <w:color w:val="000000"/>
+          <w:sz w:val="20"/>
+          <w:lang w:eastAsia="pt-BR"/>
+        </w:rPr>
+        <w:t xml:space="preserve">Cláusula II </w:t>
+      </w:r>
+      <w:r>
+        <w:rPr>
+          <w:rFonts w:ascii="Arial" w:eastAsia="Times New Roman" w:hAnsi="Arial" w:cs="Arial"/>
+          <w:color w:val="000000"/>
+          <w:sz w:val="20"/>
+          <w:lang w:eastAsia="pt-BR"/>
+        </w:rPr>
+        <w:t xml:space="preserve">– O(A) CONTRATADO(A) prestará os serviços de militância objeto deste contrato de segunda-feira a sábado, no horário compreendido das </w:t>
+      </w:r>
+      <w:r>
+        <w:rPr>
+          <w:rFonts w:ascii="Arial" w:eastAsia="Times New Roman" w:hAnsi="Arial" w:cs="Arial"/>
+          <w:color w:val="000000"/>
+          <w:sz w:val="20"/>
+          <w:lang w:eastAsia="pt-BR"/>
+        </w:rPr>
+        <w:t>{{ hora_servico }}</w:t>
+      </w:r>
+      <w:r>
+        <w:rPr>
+          <w:rFonts w:ascii="Arial" w:eastAsia="Times New Roman" w:hAnsi="Arial" w:cs="Arial"/>
+          <w:color w:val="000000"/>
+          <w:sz w:val="20"/>
+          <w:lang w:eastAsia="pt-BR"/>
+        </w:rPr>
+        <w:t xml:space="preserve">, observadas as orientações e o cronograma de atividades estabelecido pelo CONTRATANTE.</w:t>
+      </w:r>
+    </w:p>
+    <w:p>
+      <w:pPr>
+        <w:spacing w:after="0" w:line="360" w:lineRule="auto"/>
+        <w:jc w:val="both"/>
+        <w:rPr>
+          <w:rFonts w:ascii="Arial" w:eastAsia="Times New Roman" w:hAnsi="Arial" w:cs="Arial"/>
+          <w:sz w:val="20"/>
+          <w:lang w:eastAsia="pt-BR"/>
+        </w:rPr>
+      </w:pPr>
+      <w:r>
+        <w:rPr>
+          <w:rFonts w:ascii="Arial" w:eastAsia="Times New Roman" w:hAnsi="Arial" w:cs="Arial"/>
+          <w:color w:val="000000"/>
+          <w:sz w:val="20"/>
+          <w:szCs w:val="20"/>
+          <w:lang w:eastAsia="pt-BR"/>
+        </w:rPr>
+        <w:br/>
+      </w:r>
+      <w:r>
+        <w:rPr>
+          <w:rFonts w:ascii="Arial" w:eastAsia="Times New Roman" w:hAnsi="Arial" w:cs="Arial"/>
+          <w:b/>
+          <w:bCs/>
+          <w:color w:val="000000"/>
+          <w:sz w:val="20"/>
+          <w:lang w:eastAsia="pt-BR"/>
+        </w:rPr>
+        <w:t xml:space="preserve">Parágrafo 1º - </w:t>
+      </w:r>
+      <w:r>
+        <w:rPr>
+          <w:rFonts w:ascii="Arial" w:eastAsia="Times New Roman" w:hAnsi="Arial" w:cs="Arial"/>
+          <w:color w:val="000000"/>
+          <w:sz w:val="20"/>
+          <w:lang w:eastAsia="pt-BR"/>
+        </w:rPr>
+        <w:t xml:space="preserve">Além do período ordinário acima estabelecido, o(a) CONTRATADO(A) poderá ser solicitado(a) a participar de atividades extraordinárias e demais atos relacionados à campanha eleitoral, conforme cronograma de campanha.</w:t>
+      </w:r>
+    </w:p>
+    <w:p>
+      <w:pPr>
+        <w:spacing w:after="0" w:line="360" w:lineRule="auto"/>
+        <w:jc w:val="both"/>
+        <w:rPr>
+          <w:rFonts w:ascii="Arial" w:eastAsia="Times New Roman" w:hAnsi="Arial" w:cs="Arial"/>
+          <w:color w:val="000000"/>
+          <w:sz w:val="20"/>
+          <w:lang w:eastAsia="pt-BR"/>
+        </w:rPr>
+      </w:pPr>
+      <w:r>
+        <w:rPr>
+          <w:rFonts w:ascii="Arial" w:eastAsia="Times New Roman" w:hAnsi="Arial" w:cs="Arial"/>
+          <w:color w:val="000000"/>
+          <w:sz w:val="20"/>
+          <w:szCs w:val="20"/>
+          <w:lang w:eastAsia="pt-BR"/>
+        </w:rPr>
+        <w:br/>
+      </w:r>
+      <w:r>
+        <w:rPr>
+          <w:rFonts w:ascii="Arial" w:eastAsia="Times New Roman" w:hAnsi="Arial" w:cs="Arial"/>
+          <w:b/>
+          <w:bCs/>
+          <w:color w:val="000000"/>
+          <w:sz w:val="20"/>
+          <w:lang w:eastAsia="pt-BR"/>
+        </w:rPr>
+        <w:t>Parágrafo 2º</w:t>
+      </w:r>
+      <w:r>
+        <w:rPr>
+          <w:rFonts w:ascii="Arial" w:eastAsia="Times New Roman" w:hAnsi="Arial" w:cs="Arial"/>
+          <w:color w:val="000000"/>
+          <w:sz w:val="20"/>
+          <w:lang w:eastAsia="pt-BR"/>
+        </w:rPr>
+        <w:t xml:space="preserve"> - As atividades extraordinárias serão realizadas mediante prévio ajuste e concordância entre as partes, considerando o cronograma de atividades da campanha e as necessidades de execução dos serviços contratados.</w:t>
+      </w:r>
+    </w:p>
+    <w:p>
+      <w:pPr>
+        <w:spacing w:after="0" w:line="360" w:lineRule="auto"/>
+        <w:jc w:val="both"/>
+        <w:rPr>
+          <w:rFonts w:ascii="Arial" w:eastAsia="Times New Roman" w:hAnsi="Arial" w:cs="Arial"/>
+          <w:color w:val="000000"/>
+          <w:sz w:val="20"/>
+          <w:lang w:eastAsia="pt-BR"/>
+        </w:rPr>
+      </w:pPr>
+      <w:r>
+        <w:rPr>
+          <w:rFonts w:ascii="Arial" w:eastAsia="Times New Roman" w:hAnsi="Arial" w:cs="Arial"/>
+          <w:color w:val="000000"/>
+          <w:sz w:val="20"/>
+          <w:szCs w:val="20"/>
+          <w:lang w:eastAsia="pt-BR"/>
+        </w:rPr>
+        <w:br/>
+      </w:r>
+      <w:r>
+        <w:rPr>
+          <w:rFonts w:ascii="Arial" w:eastAsia="Times New Roman" w:hAnsi="Arial" w:cs="Arial"/>
+          <w:b/>
+          <w:bCs/>
+          <w:color w:val="000000"/>
+          <w:sz w:val="20"/>
+          <w:lang w:eastAsia="pt-BR"/>
+        </w:rPr>
+        <w:t>Parágrafo 3º</w:t>
+      </w:r>
+      <w:r>
+        <w:rPr>
+          <w:rFonts w:ascii="Arial" w:eastAsia="Times New Roman" w:hAnsi="Arial" w:cs="Arial"/>
+          <w:color w:val="000000"/>
+          <w:sz w:val="20"/>
+          <w:lang w:eastAsia="pt-BR"/>
+        </w:rPr>
+        <w:t xml:space="preserve"> - A realização de atividades extraordinárias não implica alteração do objeto ou do valor da contratação, salvo se houver ajuste expresso entre as partes, formalizado por escrito, quando aplicável.</w:t>
+      </w:r>
+    </w:p>
+    <w:p>
+      <w:pPr>
+        <w:spacing w:after="0" w:line="360" w:lineRule="auto"/>
+        <w:jc w:val="both"/>
+        <w:rPr>
+          <w:rFonts w:ascii="Arial" w:eastAsia="Times New Roman" w:hAnsi="Arial" w:cs="Arial"/>
+          <w:color w:val="000000"/>
+          <w:sz w:val="20"/>
+          <w:lang w:eastAsia="pt-BR"/>
+        </w:rPr>
+      </w:pPr>
+      <w:r>
+        <w:rPr>
+          <w:rFonts w:ascii="Arial" w:eastAsia="Times New Roman" w:hAnsi="Arial" w:cs="Arial"/>
+          <w:color w:val="000000"/>
+          <w:sz w:val="20"/>
+          <w:szCs w:val="20"/>
+          <w:lang w:eastAsia="pt-BR"/>
+        </w:rPr>
+        <w:br/>
+      </w:r>
+      <w:r>
+        <w:rPr>
+          <w:rFonts w:ascii="Arial" w:eastAsia="Times New Roman" w:hAnsi="Arial" w:cs="Arial"/>
+          <w:b/>
+          <w:bCs/>
+          <w:color w:val="000000"/>
+          <w:sz w:val="20"/>
+          <w:lang w:eastAsia="pt-BR"/>
+        </w:rPr>
+        <w:t xml:space="preserve">Cláusula III </w:t>
+      </w:r>
+      <w:r>
+        <w:rPr>
+          <w:rFonts w:ascii="Arial" w:eastAsia="Times New Roman" w:hAnsi="Arial" w:cs="Arial"/>
+          <w:color w:val="000000"/>
+          <w:sz w:val="20"/>
+          <w:lang w:eastAsia="pt-BR"/>
+        </w:rPr>
+        <w:t>– O presente contrato terá vigência da data de sua ratificação até 04.10.2026, sem qualquer cláusula de prorrogação, encerrando-se imediatamente após o transcurso do prazo.</w:t>
+      </w:r>
+    </w:p>
+    <w:p>
+      <w:pPr>
+        <w:spacing w:after="0" w:line="360" w:lineRule="auto"/>
+        <w:jc w:val="both"/>
+        <w:rPr>
+          <w:rFonts w:ascii="Arial" w:eastAsia="Times New Roman" w:hAnsi="Arial" w:cs="Arial"/>
+          <w:color w:val="000000"/>
+          <w:sz w:val="20"/>
+          <w:lang w:eastAsia="pt-BR"/>
+        </w:rPr>
+      </w:pPr>
+      <w:r>
+        <w:rPr>
+          <w:rFonts w:ascii="Arial" w:eastAsia="Times New Roman" w:hAnsi="Arial" w:cs="Arial"/>
+          <w:color w:val="000000"/>
+          <w:sz w:val="20"/>
+          <w:szCs w:val="20"/>
+          <w:lang w:eastAsia="pt-BR"/>
+        </w:rPr>
+        <w:br/>
+      </w:r>
+      <w:r>
+        <w:rPr>
+          <w:rFonts w:ascii="Arial" w:eastAsia="Times New Roman" w:hAnsi="Arial" w:cs="Arial"/>
+          <w:b/>
+          <w:bCs/>
+          <w:color w:val="000000"/>
+          <w:sz w:val="20"/>
+          <w:lang w:eastAsia="pt-BR"/>
+        </w:rPr>
+        <w:t xml:space="preserve">Parágrafo 1º </w:t>
+      </w:r>
+      <w:r>
+        <w:rPr>
+          <w:rFonts w:ascii="Arial" w:eastAsia="Times New Roman" w:hAnsi="Arial" w:cs="Arial"/>
+          <w:color w:val="000000"/>
+          <w:sz w:val="20"/>
+          <w:lang w:eastAsia="pt-BR"/>
+        </w:rPr>
+        <w:t>- O contrato pode ser rescindido a qualquer tempo por qualquer das partes, sem justificativa</w:t>
+      </w:r>
+      <w:r>
+        <w:rPr>
+          <w:rFonts w:ascii="Arial" w:eastAsia="Times New Roman" w:hAnsi="Arial" w:cs="Arial"/>
+          <w:color w:val="000000"/>
+          <w:sz w:val="20"/>
+          <w:szCs w:val="20"/>
+          <w:lang w:eastAsia="pt-BR"/>
+        </w:rPr>
+        <w:br/>
+      </w:r>
+      <w:r>
+        <w:rPr>
+          <w:rFonts w:ascii="Arial" w:eastAsia="Times New Roman" w:hAnsi="Arial" w:cs="Arial"/>
+          <w:color w:val="000000"/>
+          <w:sz w:val="20"/>
+          <w:lang w:eastAsia="pt-BR"/>
+        </w:rPr>
+        <w:t>ou aviso prévio.</w:t>
+      </w:r>
+    </w:p>
+    <w:p>
+      <w:pPr>
+        <w:spacing w:after="0" w:line="360" w:lineRule="auto"/>
+        <w:jc w:val="both"/>
+        <w:rPr>
+          <w:rFonts w:ascii="Arial" w:eastAsia="Times New Roman" w:hAnsi="Arial" w:cs="Arial"/>
+          <w:color w:val="000000"/>
+          <w:sz w:val="20"/>
+          <w:lang w:eastAsia="pt-BR"/>
+        </w:rPr>
+      </w:pPr>
+      <w:r>
+        <w:rPr>
+          <w:rFonts w:ascii="Arial" w:eastAsia="Times New Roman" w:hAnsi="Arial" w:cs="Arial"/>
+          <w:color w:val="000000"/>
+          <w:sz w:val="20"/>
+          <w:szCs w:val="20"/>
+          <w:lang w:eastAsia="pt-BR"/>
+        </w:rPr>
+        <w:br/>
+      </w:r>
+      <w:r>
+        <w:rPr>
+          <w:rFonts w:ascii="Arial" w:eastAsia="Times New Roman" w:hAnsi="Arial" w:cs="Arial"/>
+          <w:b/>
+          <w:bCs/>
+          <w:color w:val="000000"/>
+          <w:sz w:val="20"/>
+          <w:lang w:eastAsia="pt-BR"/>
+        </w:rPr>
+        <w:t xml:space="preserve">Parágrafo 2º </w:t>
+      </w:r>
+      <w:r>
+        <w:rPr>
+          <w:rFonts w:ascii="Arial" w:eastAsia="Times New Roman" w:hAnsi="Arial" w:cs="Arial"/>
+          <w:color w:val="000000"/>
+          <w:sz w:val="20"/>
+          <w:lang w:eastAsia="pt-BR"/>
+        </w:rPr>
+        <w:t>- A rescisão do contrato não produzirá nenhum encargo ou indenização, tendo em vista estar</w:t>
+      </w:r>
+      <w:r>
+        <w:rPr>
+          <w:rFonts w:ascii="Arial" w:eastAsia="Times New Roman" w:hAnsi="Arial" w:cs="Arial"/>
+          <w:color w:val="000000"/>
+          <w:sz w:val="20"/>
+          <w:szCs w:val="20"/>
+          <w:lang w:eastAsia="pt-BR"/>
+        </w:rPr>
+        <w:br/>
+      </w:r>
+      <w:r>
+        <w:rPr>
+          <w:rFonts w:ascii="Arial" w:eastAsia="Times New Roman" w:hAnsi="Arial" w:cs="Arial"/>
+          <w:color w:val="000000"/>
+          <w:sz w:val="20"/>
+          <w:lang w:eastAsia="pt-BR"/>
+        </w:rPr>
+        <w:t>amparado no artigo 100, da Lei 9.504/97.</w:t>
+      </w:r>
+    </w:p>
+    <w:p>
+      <w:pPr>
+        <w:spacing w:after="0" w:line="360" w:lineRule="auto"/>
+        <w:jc w:val="both"/>
+        <w:rPr>
+          <w:rFonts w:ascii="Arial" w:eastAsia="Times New Roman" w:hAnsi="Arial" w:cs="Arial"/>
+          <w:color w:val="000000"/>
+          <w:sz w:val="20"/>
+          <w:lang w:eastAsia="pt-BR"/>
+        </w:rPr>
+      </w:pPr>
+      <w:r>
+        <w:rPr>
+          <w:rFonts w:ascii="Arial" w:eastAsia="Times New Roman" w:hAnsi="Arial" w:cs="Arial"/>
+          <w:color w:val="000000"/>
+          <w:sz w:val="20"/>
+          <w:szCs w:val="20"/>
+          <w:lang w:eastAsia="pt-BR"/>
+        </w:rPr>
+        <w:br/>
+      </w:r>
+      <w:r>
+        <w:rPr>
+          <w:rFonts w:ascii="Arial" w:eastAsia="Times New Roman" w:hAnsi="Arial" w:cs="Arial"/>
+          <w:b/>
+          <w:bCs/>
+          <w:color w:val="000000"/>
+          <w:sz w:val="20"/>
+          <w:lang w:eastAsia="pt-BR"/>
+        </w:rPr>
+        <w:t xml:space="preserve">Cláusula IV </w:t>
+      </w:r>
+      <w:r>
+        <w:rPr>
+          <w:rFonts w:ascii="Arial" w:eastAsia="Times New Roman" w:hAnsi="Arial" w:cs="Arial"/>
+          <w:color w:val="000000"/>
+          <w:sz w:val="20"/>
+          <w:lang w:eastAsia="pt-BR"/>
+        </w:rPr>
+        <w:t xml:space="preserve">– O(A) CONTRATADO(A) obriga-se a prestar os serviços respeitando os bons modos,</w:t>
+      </w:r>
+      <w:r>
+        <w:rPr>
+          <w:rFonts w:ascii="Arial" w:eastAsia="Times New Roman" w:hAnsi="Arial" w:cs="Arial"/>
+          <w:color w:val="000000"/>
+          <w:sz w:val="20"/>
+          <w:szCs w:val="20"/>
+          <w:lang w:eastAsia="pt-BR"/>
+        </w:rPr>
+        <w:br/>
+      </w:r>
+      <w:r>
+        <w:rPr>
+          <w:rFonts w:ascii="Arial" w:eastAsia="Times New Roman" w:hAnsi="Arial" w:cs="Arial"/>
+          <w:color w:val="000000"/>
+          <w:sz w:val="20"/>
+          <w:lang w:eastAsia="pt-BR"/>
+        </w:rPr>
+        <w:lastRenderedPageBreak/>
+        <w:t>costumes, ética, regras sociais e legais, sem denegrir ou comprometer de qualquer modo o nome ou a</w:t>
+      </w:r>
+      <w:r>
+        <w:rPr>
+          <w:rFonts w:ascii="Arial" w:eastAsia="Times New Roman" w:hAnsi="Arial" w:cs="Arial"/>
+          <w:color w:val="000000"/>
+          <w:sz w:val="20"/>
+          <w:szCs w:val="20"/>
+          <w:lang w:eastAsia="pt-BR"/>
+        </w:rPr>
+        <w:br/>
+      </w:r>
+      <w:r>
+        <w:rPr>
+          <w:rFonts w:ascii="Arial" w:eastAsia="Times New Roman" w:hAnsi="Arial" w:cs="Arial"/>
+          <w:color w:val="000000"/>
+          <w:sz w:val="20"/>
+          <w:lang w:eastAsia="pt-BR"/>
+        </w:rPr>
+        <w:t xml:space="preserve">imagem do CANDIDATO, sob pena das consequências legais respectivas.</w:t>
+      </w:r>
+    </w:p>
+    <w:p>
+      <w:pPr>
+        <w:spacing w:after="0" w:line="360" w:lineRule="auto"/>
+        <w:jc w:val="both"/>
+        <w:rPr>
+          <w:rFonts w:ascii="Arial" w:eastAsia="Times New Roman" w:hAnsi="Arial" w:cs="Arial"/>
+          <w:color w:val="000000"/>
+          <w:sz w:val="20"/>
+          <w:lang w:eastAsia="pt-BR"/>
+        </w:rPr>
+      </w:pPr>
+      <w:r>
+        <w:rPr>
+          <w:rFonts w:ascii="Arial" w:eastAsia="Times New Roman" w:hAnsi="Arial" w:cs="Arial"/>
+          <w:color w:val="000000"/>
+          <w:sz w:val="20"/>
+          <w:szCs w:val="20"/>
+          <w:lang w:eastAsia="pt-BR"/>
+        </w:rPr>
+        <w:br/>
+      </w:r>
+      <w:r>
+        <w:rPr>
+          <w:rFonts w:ascii="Arial" w:eastAsia="Times New Roman" w:hAnsi="Arial" w:cs="Arial"/>
+          <w:b/>
+          <w:bCs/>
+          <w:color w:val="000000"/>
+          <w:sz w:val="20"/>
+          <w:lang w:eastAsia="pt-BR"/>
+        </w:rPr>
+        <w:t xml:space="preserve">Cláusula V </w:t>
+      </w:r>
+      <w:r>
+        <w:rPr>
+          <w:rFonts w:ascii="Arial" w:eastAsia="Times New Roman" w:hAnsi="Arial" w:cs="Arial"/>
+          <w:color w:val="000000"/>
+          <w:sz w:val="20"/>
+          <w:lang w:eastAsia="pt-BR"/>
+        </w:rPr>
+        <w:t xml:space="preserve">– Pela prestação dos serviços ora ajustados, o CANDIDATO pagará ao</w:t>
+      </w:r>
+      <w:r>
+        <w:rPr>
+          <w:rFonts w:ascii="Arial" w:eastAsia="Times New Roman" w:hAnsi="Arial" w:cs="Arial"/>
+          <w:color w:val="000000"/>
+          <w:sz w:val="20"/>
+          <w:szCs w:val="20"/>
+          <w:lang w:eastAsia="pt-BR"/>
+        </w:rPr>
+        <w:br/>
+      </w:r>
+      <w:r>
+        <w:rPr>
+          <w:rFonts w:ascii="Arial" w:eastAsia="Times New Roman" w:hAnsi="Arial" w:cs="Arial"/>
+          <w:color w:val="000000"/>
+          <w:sz w:val="20"/>
+          <w:lang w:eastAsia="pt-BR"/>
+        </w:rPr>
+        <w:t xml:space="preserve">CONTRATADO(A) </w:t>
+      </w:r>
+      <w:r>
+        <w:rPr>
+          <w:rFonts w:ascii="Arial" w:eastAsia="Times New Roman" w:hAnsi="Arial" w:cs="Arial"/>
+          <w:b/>
+          <w:color w:val="000000"/>
+          <w:sz w:val="20"/>
+          <w:lang w:eastAsia="pt-BR"/>
+        </w:rPr>
+        <w:t xml:space="preserve">R$ {{ valor }} ({{ valor_extenso }})</w:t>
+      </w:r>
+      <w:r>
+        <w:rPr>
+          <w:rFonts w:ascii="Arial" w:eastAsia="Times New Roman" w:hAnsi="Arial" w:cs="Arial"/>
+          <w:color w:val="000000"/>
+          <w:sz w:val="20"/>
+          <w:lang w:eastAsia="pt-BR"/>
+        </w:rPr>
+        <w:t xml:space="preserve">, </w:t>
+      </w:r>
+      <w:r>
+        <w:rPr>
+          <w:rFonts w:ascii="Arial" w:eastAsia="Times New Roman" w:hAnsi="Arial" w:cs="Arial"/>
+          <w:color w:val="000000"/>
+          <w:sz w:val="20"/>
+          <w:lang w:eastAsia="pt-BR"/>
+        </w:rPr>
+        <w:t xml:space="preserve">pelo período da campanha, vencendo os pagamentos conforme ajustado entre as partes, mediante transferência bancária eletrônica/pix.</w:t>
+      </w:r>
+    </w:p>
+    <w:p>
+      <w:pPr>
+        <w:spacing w:after="0" w:line="360" w:lineRule="auto"/>
+        <w:jc w:val="both"/>
+        <w:rPr>
+          <w:rFonts w:ascii="Arial" w:eastAsia="Times New Roman" w:hAnsi="Arial" w:cs="Arial"/>
+          <w:color w:val="000000"/>
+          <w:sz w:val="20"/>
+          <w:lang w:eastAsia="pt-BR"/>
+        </w:rPr>
+      </w:pPr>
+      <w:r>
+        <w:rPr>
+          <w:rFonts w:ascii="Arial" w:eastAsia="Times New Roman" w:hAnsi="Arial" w:cs="Arial"/>
+          <w:color w:val="000000"/>
+          <w:sz w:val="20"/>
+          <w:szCs w:val="20"/>
+          <w:lang w:eastAsia="pt-BR"/>
+        </w:rPr>
+        <w:br/>
+      </w:r>
+      <w:r>
+        <w:rPr>
+          <w:rFonts w:ascii="Arial" w:eastAsia="Times New Roman" w:hAnsi="Arial" w:cs="Arial"/>
+          <w:b/>
+          <w:bCs/>
+          <w:color w:val="000000"/>
+          <w:sz w:val="20"/>
+          <w:lang w:eastAsia="pt-BR"/>
+        </w:rPr>
+        <w:t xml:space="preserve">Parágrafo único - </w:t>
+      </w:r>
+      <w:r>
+        <w:rPr>
+          <w:rFonts w:ascii="Arial" w:eastAsia="Times New Roman" w:hAnsi="Arial" w:cs="Arial"/>
+          <w:color w:val="000000"/>
+          <w:sz w:val="20"/>
+          <w:lang w:eastAsia="pt-BR"/>
+        </w:rPr>
+        <w:t>Na eventualidade de ocorrer a rescisão antecipada do contrato, os dias trabalhados</w:t>
+      </w:r>
+      <w:r>
+        <w:rPr>
+          <w:rFonts w:ascii="Arial" w:eastAsia="Times New Roman" w:hAnsi="Arial" w:cs="Arial"/>
+          <w:color w:val="000000"/>
+          <w:sz w:val="20"/>
+          <w:szCs w:val="20"/>
+          <w:lang w:eastAsia="pt-BR"/>
+        </w:rPr>
+        <w:br/>
+      </w:r>
+      <w:r>
+        <w:rPr>
+          <w:rFonts w:ascii="Arial" w:eastAsia="Times New Roman" w:hAnsi="Arial" w:cs="Arial"/>
+          <w:color w:val="000000"/>
+          <w:sz w:val="20"/>
+          <w:lang w:eastAsia="pt-BR"/>
+        </w:rPr>
+        <w:t>serão pagos proporcionalmente.</w:t>
+      </w:r>
+    </w:p>
+    <w:p>
+      <w:pPr>
+        <w:spacing w:after="0" w:line="360" w:lineRule="auto"/>
+        <w:jc w:val="both"/>
+        <w:rPr>
+          <w:rFonts w:ascii="Arial" w:eastAsia="Times New Roman" w:hAnsi="Arial" w:cs="Arial"/>
+          <w:color w:val="000000"/>
+          <w:sz w:val="20"/>
+          <w:lang w:eastAsia="pt-BR"/>
+        </w:rPr>
+      </w:pPr>
+      <w:r>
+        <w:rPr>
+          <w:rFonts w:ascii="Arial" w:eastAsia="Times New Roman" w:hAnsi="Arial" w:cs="Arial"/>
+          <w:color w:val="000000"/>
+          <w:sz w:val="20"/>
+          <w:szCs w:val="20"/>
+          <w:lang w:eastAsia="pt-BR"/>
+        </w:rPr>
+        <w:br/>
+      </w:r>
+      <w:r>
+        <w:rPr>
+          <w:rFonts w:ascii="Arial" w:eastAsia="Times New Roman" w:hAnsi="Arial" w:cs="Arial"/>
+          <w:b/>
+          <w:bCs/>
+          <w:color w:val="000000"/>
+          <w:sz w:val="20"/>
+          <w:lang w:eastAsia="pt-BR"/>
+        </w:rPr>
+        <w:t xml:space="preserve">Cláusula VI </w:t>
+      </w:r>
+      <w:r>
+        <w:rPr>
+          <w:rFonts w:ascii="Arial" w:eastAsia="Times New Roman" w:hAnsi="Arial" w:cs="Arial"/>
+          <w:color w:val="000000"/>
+          <w:sz w:val="20"/>
+          <w:lang w:eastAsia="pt-BR"/>
+        </w:rPr>
+        <w:t xml:space="preserve">– Fica expressamente vedado ao(a) CONTRATADO(A) prestar serviços para a campanha</w:t>
+      </w:r>
+      <w:r>
+        <w:rPr>
+          <w:rFonts w:ascii="Arial" w:eastAsia="Times New Roman" w:hAnsi="Arial" w:cs="Arial"/>
+          <w:color w:val="000000"/>
+          <w:sz w:val="20"/>
+          <w:szCs w:val="20"/>
+          <w:lang w:eastAsia="pt-BR"/>
+        </w:rPr>
+        <w:br/>
+      </w:r>
+      <w:r>
+        <w:rPr>
+          <w:rFonts w:ascii="Arial" w:eastAsia="Times New Roman" w:hAnsi="Arial" w:cs="Arial"/>
+          <w:color w:val="000000"/>
+          <w:sz w:val="20"/>
+          <w:lang w:eastAsia="pt-BR"/>
+        </w:rPr>
+        <w:t>eleitoral de outro candidato durante a vigência deste contrato, salvo se expressamente autorizado pelo</w:t>
+      </w:r>
+      <w:r>
+        <w:rPr>
+          <w:rFonts w:ascii="Arial" w:eastAsia="Times New Roman" w:hAnsi="Arial" w:cs="Arial"/>
+          <w:color w:val="000000"/>
+          <w:sz w:val="20"/>
+          <w:szCs w:val="20"/>
+          <w:lang w:eastAsia="pt-BR"/>
+        </w:rPr>
+        <w:br/>
+      </w:r>
+      <w:r>
+        <w:rPr>
+          <w:rFonts w:ascii="Arial" w:eastAsia="Times New Roman" w:hAnsi="Arial" w:cs="Arial"/>
+          <w:color w:val="000000"/>
+          <w:sz w:val="20"/>
+          <w:lang w:eastAsia="pt-BR"/>
+        </w:rPr>
+        <w:t>CANDIDATO.</w:t>
+      </w:r>
+    </w:p>
+    <w:p>
+      <w:pPr>
+        <w:spacing w:after="0" w:line="360" w:lineRule="auto"/>
+        <w:jc w:val="both"/>
+        <w:rPr>
+          <w:rFonts w:ascii="Arial" w:eastAsia="Times New Roman" w:hAnsi="Arial" w:cs="Arial"/>
+          <w:color w:val="000000"/>
+          <w:sz w:val="20"/>
+          <w:lang w:eastAsia="pt-BR"/>
+        </w:rPr>
+      </w:pPr>
+      <w:r>
+        <w:rPr>
+          <w:rFonts w:ascii="Arial" w:eastAsia="Times New Roman" w:hAnsi="Arial" w:cs="Arial"/>
+          <w:color w:val="000000"/>
+          <w:sz w:val="20"/>
+          <w:szCs w:val="20"/>
+          <w:lang w:eastAsia="pt-BR"/>
+        </w:rPr>
+        <w:br/>
+      </w:r>
+      <w:r>
+        <w:rPr>
+          <w:rFonts w:ascii="Arial" w:eastAsia="Times New Roman" w:hAnsi="Arial" w:cs="Arial"/>
+          <w:b/>
+          <w:bCs/>
+          <w:color w:val="000000"/>
+          <w:sz w:val="20"/>
+          <w:lang w:eastAsia="pt-BR"/>
+        </w:rPr>
+        <w:t xml:space="preserve">Cláusula VII </w:t>
+      </w:r>
+      <w:r>
+        <w:rPr>
+          <w:rFonts w:ascii="Arial" w:eastAsia="Times New Roman" w:hAnsi="Arial" w:cs="Arial"/>
+          <w:color w:val="000000"/>
+          <w:sz w:val="20"/>
+          <w:lang w:eastAsia="pt-BR"/>
+        </w:rPr>
+        <w:t>– Elege-se o foro desta Comarca para dirimir quaisquer controvérsias oriundas do presente</w:t>
+      </w:r>
+      <w:r>
+        <w:rPr>
+          <w:rFonts w:ascii="Arial" w:eastAsia="Times New Roman" w:hAnsi="Arial" w:cs="Arial"/>
+          <w:color w:val="000000"/>
+          <w:sz w:val="20"/>
+          <w:szCs w:val="20"/>
+          <w:lang w:eastAsia="pt-BR"/>
+        </w:rPr>
+        <w:br/>
+      </w:r>
+      <w:r>
+        <w:rPr>
+          <w:rFonts w:ascii="Arial" w:eastAsia="Times New Roman" w:hAnsi="Arial" w:cs="Arial"/>
+          <w:color w:val="000000"/>
+          <w:sz w:val="20"/>
+          <w:lang w:eastAsia="pt-BR"/>
+        </w:rPr>
+        <w:t>contrato, renunciando as partes a qualquer outro, ainda que mais privilegiado.</w:t>
+      </w:r>
+      <w:r>
+        <w:rPr>
+          <w:rFonts w:ascii="Arial" w:eastAsia="Times New Roman" w:hAnsi="Arial" w:cs="Arial"/>
+          <w:color w:val="000000"/>
+          <w:sz w:val="20"/>
+          <w:szCs w:val="20"/>
+          <w:lang w:eastAsia="pt-BR"/>
+        </w:rPr>
+        <w:br/>
+      </w:r>
+      <w:r>
+        <w:rPr>
+          <w:rFonts w:ascii="Arial" w:eastAsia="Times New Roman" w:hAnsi="Arial" w:cs="Arial"/>
+          <w:color w:val="000000"/>
+          <w:sz w:val="20"/>
+          <w:lang w:eastAsia="pt-BR"/>
+        </w:rPr>
+        <w:t>E, por estarem justas e acordadas, as partes assinam o presente Contrato.</w:t>
+      </w:r>
+    </w:p>
+    <w:p>
+      <w:pPr>
+        <w:spacing w:after="0" w:line="240" w:lineRule="auto"/>
+        <w:jc w:val="both"/>
+        <w:rPr>
+          <w:rFonts w:ascii="Arial" w:eastAsia="Times New Roman" w:hAnsi="Arial" w:cs="Arial"/>
+          <w:color w:val="000000"/>
+          <w:sz w:val="20"/>
+          <w:lang w:eastAsia="pt-BR"/>
+        </w:rPr>
+      </w:pPr>
+    </w:p>
+    <w:p>
+      <w:pPr>
+        <w:spacing w:after="0" w:line="240" w:lineRule="auto"/>
+        <w:jc w:val="both"/>
+        <w:rPr>
+          <w:rFonts w:ascii="Arial" w:eastAsia="Times New Roman" w:hAnsi="Arial" w:cs="Arial"/>
+          <w:color w:val="000000"/>
+          <w:sz w:val="20"/>
+          <w:lang w:eastAsia="pt-BR"/>
+        </w:rPr>
+      </w:pPr>
       <w:bookmarkStart w:id="0" w:name="_GoBack"/>
       <w:bookmarkEnd w:id="0"/>
-      <w:r>
-        <w:rPr>
-          <w:rFonts w:ascii="Arial" w:eastAsia="Times New Roman" w:hAnsi="Arial" w:cs="Arial"/>
-          <w:color w:val="000000"/>
-          <w:sz w:val="20"/>
-          <w:lang w:eastAsia="pt-BR"/>
-        </w:rPr>
-        <w:t xml:space="preserve"> o número 10456 com endereço na rua </w:t>
-      </w:r>
-      <w:r>
-        <w:t>DOM PEDRO II</w:t>
-      </w:r>
-      <w:r>
-        <w:rPr>
-          <w:rFonts w:ascii="Arial" w:eastAsia="Times New Roman" w:hAnsi="Arial" w:cs="Arial"/>
-          <w:color w:val="000000"/>
-          <w:sz w:val="20"/>
-          <w:lang w:eastAsia="pt-BR"/>
-        </w:rPr>
-        <w:t xml:space="preserve">, n.470, SALA 301, cidade de GOVERNADOR VALADARES, doravante denominado(a) </w:t>
-      </w:r>
-      <w:r>
-        <w:rPr>
-          <w:rFonts w:ascii="Arial" w:eastAsia="Times New Roman" w:hAnsi="Arial" w:cs="Arial"/>
-          <w:b/>
-          <w:bCs/>
-          <w:color w:val="000000"/>
-          <w:sz w:val="20"/>
-          <w:lang w:eastAsia="pt-BR"/>
-        </w:rPr>
-        <w:t>CONTRATANTE</w:t>
-      </w:r>
-      <w:r>
-        <w:rPr>
-          <w:rFonts w:ascii="Arial" w:eastAsia="Times New Roman" w:hAnsi="Arial" w:cs="Arial"/>
-          <w:color w:val="000000"/>
-          <w:sz w:val="20"/>
-          <w:lang w:eastAsia="pt-BR"/>
-        </w:rPr>
-        <w:t xml:space="preserve">, e de outro lado </w:t>
-      </w:r>
-      <w:r>
-        <w:rPr>
-          <w:rFonts w:ascii="Arial" w:eastAsia="Times New Roman" w:hAnsi="Arial" w:cs="Arial"/>
-          <w:color w:val="000000"/>
-          <w:sz w:val="20"/>
-          <w:lang w:eastAsia="pt-BR"/>
-        </w:rPr>
-        <w:t xml:space="preserve">{{ nome }}, </w:t>
-      </w:r>
-      <w:r>
-        <w:rPr>
-          <w:rFonts w:ascii="Arial" w:eastAsia="Times New Roman" w:hAnsi="Arial" w:cs="Arial"/>
-          <w:color w:val="000000"/>
-          <w:sz w:val="20"/>
-          <w:lang w:eastAsia="pt-BR"/>
-        </w:rPr>
-        <w:t xml:space="preserve">brasileiro(A), inscrito na SRF/RFB/CPF:</w:t>
-      </w:r>
-      <w:r>
-        <w:rPr>
-          <w:rFonts w:ascii="Arial" w:eastAsia="Times New Roman" w:hAnsi="Arial" w:cs="Arial"/>
-          <w:color w:val="000000"/>
-          <w:sz w:val="20"/>
-          <w:lang w:eastAsia="pt-BR"/>
-        </w:rPr>
-        <w:t xml:space="preserve"> {{ cpf }}</w:t>
-      </w:r>
-      <w:r>
-        <w:rPr>
-          <w:rFonts w:ascii="Arial" w:eastAsia="Times New Roman" w:hAnsi="Arial" w:cs="Arial"/>
-          <w:color w:val="000000"/>
-          <w:sz w:val="20"/>
-          <w:lang w:eastAsia="pt-BR"/>
-        </w:rPr>
-        <w:t>, portador da carteira de identidade</w:t>
-      </w:r>
-      <w:r>
-        <w:rPr>
-          <w:rFonts w:ascii="Arial" w:eastAsia="Times New Roman" w:hAnsi="Arial" w:cs="Arial"/>
-          <w:color w:val="000000"/>
-          <w:sz w:val="20"/>
-          <w:lang w:eastAsia="pt-BR"/>
-        </w:rPr>
-        <w:t xml:space="preserve"> {{ rg }}</w:t>
-      </w:r>
-      <w:r>
-        <w:rPr>
-          <w:rFonts w:ascii="Arial" w:eastAsia="Times New Roman" w:hAnsi="Arial" w:cs="Arial"/>
-          <w:color w:val="000000"/>
-          <w:sz w:val="20"/>
-          <w:lang w:eastAsia="pt-BR"/>
-        </w:rPr>
-        <w:t xml:space="preserve">, inscrito perante a justiça eleitoral: {{ titulo_eleitor }}, domiciliado e residente no endereço:</w:t>
-      </w:r>
-      <w:r>
-        <w:rPr>
-          <w:rFonts w:ascii="Arial" w:eastAsia="Times New Roman" w:hAnsi="Arial" w:cs="Arial"/>
-          <w:color w:val="000000"/>
-          <w:sz w:val="20"/>
-          <w:lang w:eastAsia="pt-BR"/>
-        </w:rPr>
-        <w:t xml:space="preserve"> {{ endereco_contratado }}</w:t>
-      </w:r>
-      <w:r>
-        <w:rPr>
-          <w:rFonts w:ascii="Arial" w:eastAsia="Times New Roman" w:hAnsi="Arial" w:cs="Arial"/>
-          <w:color w:val="000000"/>
-          <w:sz w:val="20"/>
-          <w:lang w:eastAsia="pt-BR"/>
-        </w:rPr>
-        <w:t xml:space="preserve"> celebram entre si o presente Instrumento, sem vínculo empregatício, nos termos do artigo 100, da Lei 9.504/97, conforme as seguintes cláusulas:</w:t>
-      </w:r>
-    </w:p>
-    <w:p>
-      <w:pPr>
-        <w:spacing w:after="0" w:line="360" w:lineRule="auto"/>
+    </w:p>
+    <w:p>
+      <w:pPr>
+        <w:spacing w:after="0" w:line="240" w:lineRule="auto"/>
+        <w:jc w:val="both"/>
+        <w:rPr>
+          <w:rFonts w:ascii="Arial" w:eastAsia="Times New Roman" w:hAnsi="Arial" w:cs="Arial"/>
+          <w:color w:val="000000"/>
+          <w:sz w:val="20"/>
+          <w:lang w:eastAsia="pt-BR"/>
+        </w:rPr>
+      </w:pPr>
+    </w:p>
+    <w:p>
+      <w:pPr>
+        <w:spacing w:after="0" w:line="240" w:lineRule="auto"/>
+        <w:jc w:val="both"/>
+        <w:rPr>
+          <w:rFonts w:ascii="Arial" w:eastAsia="Times New Roman" w:hAnsi="Arial" w:cs="Arial"/>
+          <w:color w:val="000000"/>
+          <w:sz w:val="20"/>
+          <w:lang w:eastAsia="pt-BR"/>
+        </w:rPr>
+      </w:pPr>
+    </w:p>
+    <w:p>
+      <w:pPr>
+        <w:spacing w:after="0" w:line="240" w:lineRule="auto"/>
         <w:jc w:val="both"/>
         <w:rPr>
           <w:rFonts w:ascii="Arial" w:eastAsia="Times New Roman" w:hAnsi="Arial" w:cs="Arial"/>
@@ -260,861 +1154,29 @@
       <w:r>
         <w:rPr>
           <w:rFonts w:ascii="Arial" w:eastAsia="Times New Roman" w:hAnsi="Arial" w:cs="Arial"/>
-          <w:b/>
-          <w:bCs/>
-          <w:color w:val="000000"/>
-          <w:sz w:val="20"/>
-          <w:lang w:eastAsia="pt-BR"/>
-        </w:rPr>
-        <w:t xml:space="preserve">Cláusula I </w:t>
-      </w:r>
-      <w:r>
-        <w:rPr>
-          <w:rFonts w:ascii="Arial" w:eastAsia="Times New Roman" w:hAnsi="Arial" w:cs="Arial"/>
-          <w:color w:val="000000"/>
-          <w:sz w:val="20"/>
-          <w:lang w:eastAsia="pt-BR"/>
-        </w:rPr>
-        <w:t>- O presente contrato tem por objeto a prestação de serviços, pelo(a) CONTRATADO(A) de</w:t>
-      </w:r>
-      <w:r>
-        <w:rPr>
-          <w:rFonts w:ascii="Arial" w:eastAsia="Times New Roman" w:hAnsi="Arial" w:cs="Arial"/>
-          <w:color w:val="000000"/>
-          <w:sz w:val="20"/>
-          <w:szCs w:val="20"/>
-          <w:lang w:eastAsia="pt-BR"/>
-        </w:rPr>
-        <w:br/>
-      </w:r>
-      <w:r>
-        <w:rPr>
-          <w:rFonts w:ascii="Arial" w:eastAsia="Times New Roman" w:hAnsi="Arial" w:cs="Arial"/>
-          <w:color w:val="000000"/>
-          <w:sz w:val="20"/>
-          <w:lang w:eastAsia="pt-BR"/>
-        </w:rPr>
-        <w:t xml:space="preserve">tarefas ou atividades conforme cronograma ou necessidade do CANDIDATO durante a Campanha</w:t>
-      </w:r>
-      <w:r>
-        <w:rPr>
-          <w:rFonts w:ascii="Arial" w:eastAsia="Times New Roman" w:hAnsi="Arial" w:cs="Arial"/>
-          <w:color w:val="000000"/>
-          <w:sz w:val="20"/>
-          <w:szCs w:val="20"/>
-          <w:lang w:eastAsia="pt-BR"/>
-        </w:rPr>
-        <w:br/>
-      </w:r>
-      <w:r>
-        <w:rPr>
-          <w:rFonts w:ascii="Arial" w:eastAsia="Times New Roman" w:hAnsi="Arial" w:cs="Arial"/>
-          <w:color w:val="000000"/>
-          <w:sz w:val="20"/>
-          <w:lang w:eastAsia="pt-BR"/>
-        </w:rPr>
-        <w:t>Eleitoral.</w:t>
-      </w:r>
-    </w:p>
-    <w:p>
-      <w:pPr>
-        <w:spacing w:after="0" w:line="360" w:lineRule="auto"/>
-        <w:jc w:val="both"/>
-        <w:rPr>
-          <w:rFonts w:ascii="Arial" w:eastAsia="Times New Roman" w:hAnsi="Arial" w:cs="Arial"/>
-          <w:color w:val="000000"/>
-          <w:sz w:val="20"/>
-          <w:lang w:eastAsia="pt-BR"/>
-        </w:rPr>
-      </w:pPr>
-      <w:r>
-        <w:rPr>
-          <w:rFonts w:ascii="Arial" w:eastAsia="Times New Roman" w:hAnsi="Arial" w:cs="Arial"/>
-          <w:color w:val="000000"/>
-          <w:sz w:val="20"/>
-          <w:szCs w:val="20"/>
-          <w:lang w:eastAsia="pt-BR"/>
-        </w:rPr>
-        <w:br/>
-      </w:r>
-      <w:r>
-        <w:rPr>
-          <w:rFonts w:ascii="Arial" w:eastAsia="Times New Roman" w:hAnsi="Arial" w:cs="Arial"/>
-          <w:b/>
-          <w:bCs/>
-          <w:color w:val="000000"/>
-          <w:sz w:val="20"/>
-          <w:lang w:eastAsia="pt-BR"/>
-        </w:rPr>
-        <w:t xml:space="preserve">Cláusula II </w:t>
-      </w:r>
-      <w:r>
-        <w:rPr>
-          <w:rFonts w:ascii="Arial" w:eastAsia="Times New Roman" w:hAnsi="Arial" w:cs="Arial"/>
-          <w:color w:val="000000"/>
-          <w:sz w:val="20"/>
-          <w:lang w:eastAsia="pt-BR"/>
-        </w:rPr>
-        <w:t xml:space="preserve">– O(A) CONTRATADO(A) prestará os serviços de militância objeto deste contrato de segunda-feira a sábado, no horário compreendido das 13h00 às 18h00, observadas as orientações e o cronograma de atividades estabelecido pelo CONTRATANTE.</w:t>
-      </w:r>
-    </w:p>
-    <w:p>
-      <w:pPr>
-        <w:spacing w:after="0" w:line="360" w:lineRule="auto"/>
-        <w:jc w:val="both"/>
-        <w:rPr>
-          <w:rFonts w:ascii="Arial" w:eastAsia="Times New Roman" w:hAnsi="Arial" w:cs="Arial"/>
-          <w:color w:val="000000"/>
-          <w:sz w:val="20"/>
-          <w:lang w:eastAsia="pt-BR"/>
-        </w:rPr>
-      </w:pPr>
-      <w:r>
-        <w:rPr>
-          <w:rFonts w:ascii="Arial" w:eastAsia="Times New Roman" w:hAnsi="Arial" w:cs="Arial"/>
-          <w:color w:val="000000"/>
-          <w:sz w:val="20"/>
-          <w:szCs w:val="20"/>
-          <w:lang w:eastAsia="pt-BR"/>
-        </w:rPr>
-        <w:br/>
-      </w:r>
-      <w:r>
-        <w:rPr>
-          <w:rFonts w:ascii="Arial" w:eastAsia="Times New Roman" w:hAnsi="Arial" w:cs="Arial"/>
-          <w:b/>
-          <w:bCs/>
-          <w:color w:val="000000"/>
-          <w:sz w:val="20"/>
-          <w:lang w:eastAsia="pt-BR"/>
-        </w:rPr>
-        <w:t xml:space="preserve">Parágrafo Primeiro</w:t>
-      </w:r>
-      <w:r>
-        <w:rPr>
-          <w:rFonts w:ascii="Arial" w:eastAsia="Times New Roman" w:hAnsi="Arial" w:cs="Arial"/>
-          <w:color w:val="000000"/>
-          <w:sz w:val="20"/>
-          <w:lang w:eastAsia="pt-BR"/>
-        </w:rPr>
-        <w:t xml:space="preserve">. Além do período ordinário acima estabelecido, o(a) CONTRATADO(A) poderá ser solicitado(a) a participar de atividades extraordinárias e demais atos relacionados à campanha eleitoral, conforme cronograma de campanha.</w:t>
-      </w:r>
-    </w:p>
-    <w:p>
-      <w:pPr>
-        <w:spacing w:after="0" w:line="360" w:lineRule="auto"/>
-        <w:jc w:val="both"/>
-        <w:rPr>
-          <w:rFonts w:ascii="Arial" w:eastAsia="Times New Roman" w:hAnsi="Arial" w:cs="Arial"/>
-          <w:color w:val="000000"/>
-          <w:sz w:val="20"/>
-          <w:lang w:eastAsia="pt-BR"/>
-        </w:rPr>
-      </w:pPr>
-      <w:r>
-        <w:rPr>
-          <w:rFonts w:ascii="Arial" w:eastAsia="Times New Roman" w:hAnsi="Arial" w:cs="Arial"/>
-          <w:color w:val="000000"/>
-          <w:sz w:val="20"/>
-          <w:szCs w:val="20"/>
-          <w:lang w:eastAsia="pt-BR"/>
-        </w:rPr>
-        <w:br/>
-      </w:r>
-      <w:r>
-        <w:rPr>
-          <w:rFonts w:ascii="Arial" w:eastAsia="Times New Roman" w:hAnsi="Arial" w:cs="Arial"/>
-          <w:b/>
-          <w:bCs/>
-          <w:color w:val="000000"/>
-          <w:sz w:val="20"/>
-          <w:lang w:eastAsia="pt-BR"/>
-        </w:rPr>
-        <w:t xml:space="preserve">Parágrafo Segundo</w:t>
-      </w:r>
-      <w:r>
-        <w:rPr>
-          <w:rFonts w:ascii="Arial" w:eastAsia="Times New Roman" w:hAnsi="Arial" w:cs="Arial"/>
-          <w:color w:val="000000"/>
-          <w:sz w:val="20"/>
-          <w:lang w:eastAsia="pt-BR"/>
-        </w:rPr>
-        <w:t xml:space="preserve">. As atividades extraordinárias serão realizadas mediante prévio ajuste e concordância entre as partes, considerando o cronograma de atividades da campanha e as necessidades de execução dos serviços contratados.</w:t>
-      </w:r>
-    </w:p>
-    <w:p>
-      <w:pPr>
-        <w:spacing w:after="0" w:line="360" w:lineRule="auto"/>
-        <w:jc w:val="both"/>
-        <w:rPr>
-          <w:rFonts w:ascii="Arial" w:eastAsia="Times New Roman" w:hAnsi="Arial" w:cs="Arial"/>
-          <w:color w:val="000000"/>
-          <w:sz w:val="20"/>
-          <w:lang w:eastAsia="pt-BR"/>
-        </w:rPr>
-      </w:pPr>
-      <w:r>
-        <w:rPr>
-          <w:rFonts w:ascii="Arial" w:eastAsia="Times New Roman" w:hAnsi="Arial" w:cs="Arial"/>
-          <w:color w:val="000000"/>
-          <w:sz w:val="20"/>
-          <w:szCs w:val="20"/>
-          <w:lang w:eastAsia="pt-BR"/>
-        </w:rPr>
-        <w:br/>
-      </w:r>
-      <w:r>
-        <w:rPr>
-          <w:rFonts w:ascii="Arial" w:eastAsia="Times New Roman" w:hAnsi="Arial" w:cs="Arial"/>
-          <w:b/>
-          <w:bCs/>
-          <w:color w:val="000000"/>
-          <w:sz w:val="20"/>
-          <w:lang w:eastAsia="pt-BR"/>
-        </w:rPr>
-        <w:t xml:space="preserve">Parágrafo Terceiro</w:t>
-      </w:r>
-      <w:r>
-        <w:rPr>
-          <w:rFonts w:ascii="Arial" w:eastAsia="Times New Roman" w:hAnsi="Arial" w:cs="Arial"/>
-          <w:color w:val="000000"/>
-          <w:sz w:val="20"/>
-          <w:lang w:eastAsia="pt-BR"/>
-        </w:rPr>
-        <w:t xml:space="preserve">. A realização de atividades extraordinárias não implica alteração do objeto ou do valor da contratação, salvo se houver ajuste expresso entre as partes, formalizado por escrito, quando aplicável.</w:t>
-      </w:r>
-    </w:p>
-    <w:p>
-      <w:pPr>
-        <w:spacing w:after="0" w:line="360" w:lineRule="auto"/>
-        <w:jc w:val="both"/>
-        <w:rPr>
-          <w:rFonts w:ascii="Arial" w:eastAsia="Times New Roman" w:hAnsi="Arial" w:cs="Arial"/>
-          <w:color w:val="000000"/>
-          <w:sz w:val="20"/>
-          <w:lang w:eastAsia="pt-BR"/>
-        </w:rPr>
-      </w:pPr>
-      <w:r>
-        <w:rPr>
-          <w:rFonts w:ascii="Arial" w:eastAsia="Times New Roman" w:hAnsi="Arial" w:cs="Arial"/>
-          <w:color w:val="000000"/>
-          <w:sz w:val="20"/>
-          <w:szCs w:val="20"/>
-          <w:lang w:eastAsia="pt-BR"/>
-        </w:rPr>
-        <w:br/>
-      </w:r>
-      <w:r>
-        <w:rPr>
-          <w:rFonts w:ascii="Arial" w:eastAsia="Times New Roman" w:hAnsi="Arial" w:cs="Arial"/>
-          <w:b/>
-          <w:bCs/>
-          <w:color w:val="000000"/>
-          <w:sz w:val="20"/>
-          <w:lang w:eastAsia="pt-BR"/>
-        </w:rPr>
-        <w:t xml:space="preserve">Cláusula III </w:t>
-      </w:r>
-      <w:r>
-        <w:rPr>
-          <w:rFonts w:ascii="Arial" w:eastAsia="Times New Roman" w:hAnsi="Arial" w:cs="Arial"/>
-          <w:color w:val="000000"/>
-          <w:sz w:val="20"/>
-          <w:lang w:eastAsia="pt-BR"/>
-        </w:rPr>
-        <w:t>– O presente contrato terá vigência da data de sua ratificação até {{ data_fim }}, sem qualquer cláusula de prorrogação, encerrando-se imediatamente após o transcurso do prazo.</w:t>
-      </w:r>
-    </w:p>
-    <w:p>
-      <w:pPr>
-        <w:spacing w:after="0" w:line="360" w:lineRule="auto"/>
-        <w:jc w:val="both"/>
-        <w:rPr>
-          <w:rFonts w:ascii="Arial" w:eastAsia="Times New Roman" w:hAnsi="Arial" w:cs="Arial"/>
-          <w:color w:val="000000"/>
-          <w:sz w:val="20"/>
-          <w:lang w:eastAsia="pt-BR"/>
-        </w:rPr>
-      </w:pPr>
-      <w:r>
-        <w:rPr>
-          <w:rFonts w:ascii="Arial" w:eastAsia="Times New Roman" w:hAnsi="Arial" w:cs="Arial"/>
-          <w:color w:val="000000"/>
-          <w:sz w:val="20"/>
-          <w:szCs w:val="20"/>
-          <w:lang w:eastAsia="pt-BR"/>
-        </w:rPr>
-        <w:br/>
-      </w:r>
-      <w:r>
-        <w:rPr>
-          <w:rFonts w:ascii="Arial" w:eastAsia="Times New Roman" w:hAnsi="Arial" w:cs="Arial"/>
-          <w:b/>
-          <w:bCs/>
-          <w:color w:val="000000"/>
-          <w:sz w:val="20"/>
-          <w:lang w:eastAsia="pt-BR"/>
-        </w:rPr>
-        <w:t xml:space="preserve">Parágrafo 1º </w:t>
-      </w:r>
-      <w:r>
-        <w:rPr>
-          <w:rFonts w:ascii="Arial" w:eastAsia="Times New Roman" w:hAnsi="Arial" w:cs="Arial"/>
-          <w:color w:val="000000"/>
-          <w:sz w:val="20"/>
-          <w:lang w:eastAsia="pt-BR"/>
-        </w:rPr>
-        <w:t>- O contrato pode ser rescindido a qualquer tempo por qualquer das partes, sem justificativa</w:t>
-      </w:r>
-      <w:r>
-        <w:rPr>
-          <w:rFonts w:ascii="Arial" w:eastAsia="Times New Roman" w:hAnsi="Arial" w:cs="Arial"/>
-          <w:color w:val="000000"/>
-          <w:sz w:val="20"/>
-          <w:szCs w:val="20"/>
-          <w:lang w:eastAsia="pt-BR"/>
-        </w:rPr>
-        <w:br/>
-      </w:r>
-      <w:r>
-        <w:rPr>
-          <w:rFonts w:ascii="Arial" w:eastAsia="Times New Roman" w:hAnsi="Arial" w:cs="Arial"/>
-          <w:color w:val="000000"/>
-          <w:sz w:val="20"/>
-          <w:lang w:eastAsia="pt-BR"/>
-        </w:rPr>
-        <w:t>ou aviso prévio.</w:t>
-      </w:r>
-    </w:p>
-    <w:p>
-      <w:pPr>
-        <w:spacing w:after="0" w:line="360" w:lineRule="auto"/>
-        <w:jc w:val="both"/>
-        <w:rPr>
-          <w:rFonts w:ascii="Arial" w:eastAsia="Times New Roman" w:hAnsi="Arial" w:cs="Arial"/>
-          <w:color w:val="000000"/>
-          <w:sz w:val="20"/>
-          <w:lang w:eastAsia="pt-BR"/>
-        </w:rPr>
-      </w:pPr>
-      <w:r>
-        <w:rPr>
-          <w:rFonts w:ascii="Arial" w:eastAsia="Times New Roman" w:hAnsi="Arial" w:cs="Arial"/>
-          <w:color w:val="000000"/>
-          <w:sz w:val="20"/>
-          <w:szCs w:val="20"/>
-          <w:lang w:eastAsia="pt-BR"/>
-        </w:rPr>
-        <w:br/>
-      </w:r>
-      <w:r>
-        <w:rPr>
-          <w:rFonts w:ascii="Arial" w:eastAsia="Times New Roman" w:hAnsi="Arial" w:cs="Arial"/>
-          <w:b/>
-          <w:bCs/>
-          <w:color w:val="000000"/>
-          <w:sz w:val="20"/>
-          <w:lang w:eastAsia="pt-BR"/>
-        </w:rPr>
-        <w:t xml:space="preserve">Parágrafo 2º </w:t>
-      </w:r>
-      <w:r>
-        <w:rPr>
-          <w:rFonts w:ascii="Arial" w:eastAsia="Times New Roman" w:hAnsi="Arial" w:cs="Arial"/>
-          <w:color w:val="000000"/>
-          <w:sz w:val="20"/>
-          <w:lang w:eastAsia="pt-BR"/>
-        </w:rPr>
-        <w:t>- A rescisão do contrato não produzirá nenhum encargo ou indenização, tendo em vista estar</w:t>
-      </w:r>
-      <w:r>
-        <w:rPr>
-          <w:rFonts w:ascii="Arial" w:eastAsia="Times New Roman" w:hAnsi="Arial" w:cs="Arial"/>
-          <w:color w:val="000000"/>
-          <w:sz w:val="20"/>
-          <w:szCs w:val="20"/>
-          <w:lang w:eastAsia="pt-BR"/>
-        </w:rPr>
-        <w:br/>
-      </w:r>
-      <w:r>
-        <w:rPr>
-          <w:rFonts w:ascii="Arial" w:eastAsia="Times New Roman" w:hAnsi="Arial" w:cs="Arial"/>
-          <w:color w:val="000000"/>
-          <w:sz w:val="20"/>
-          <w:lang w:eastAsia="pt-BR"/>
-        </w:rPr>
-        <w:t>amparado no artigo 100, da Lei 9.504/97.</w:t>
-      </w:r>
-    </w:p>
-    <w:p>
-      <w:pPr>
-        <w:spacing w:after="0" w:line="360" w:lineRule="auto"/>
-        <w:jc w:val="both"/>
-        <w:rPr>
-          <w:rFonts w:ascii="Arial" w:eastAsia="Times New Roman" w:hAnsi="Arial" w:cs="Arial"/>
-          <w:color w:val="000000"/>
-          <w:sz w:val="20"/>
-          <w:lang w:eastAsia="pt-BR"/>
-        </w:rPr>
-      </w:pPr>
-      <w:r>
-        <w:rPr>
-          <w:rFonts w:ascii="Arial" w:eastAsia="Times New Roman" w:hAnsi="Arial" w:cs="Arial"/>
-          <w:color w:val="000000"/>
-          <w:sz w:val="20"/>
-          <w:szCs w:val="20"/>
-          <w:lang w:eastAsia="pt-BR"/>
-        </w:rPr>
-        <w:br/>
-      </w:r>
-      <w:r>
-        <w:rPr>
-          <w:rFonts w:ascii="Arial" w:eastAsia="Times New Roman" w:hAnsi="Arial" w:cs="Arial"/>
-          <w:b/>
-          <w:bCs/>
-          <w:color w:val="000000"/>
-          <w:sz w:val="20"/>
-          <w:lang w:eastAsia="pt-BR"/>
-        </w:rPr>
-        <w:t xml:space="preserve">Cláusula IV </w:t>
-      </w:r>
-      <w:r>
-        <w:rPr>
-          <w:rFonts w:ascii="Arial" w:eastAsia="Times New Roman" w:hAnsi="Arial" w:cs="Arial"/>
-          <w:color w:val="000000"/>
-          <w:sz w:val="20"/>
-          <w:lang w:eastAsia="pt-BR"/>
-        </w:rPr>
-        <w:t>– O(A) CONTRATADO(A) obriga-se a prestar os serviços respeitando os bons modos,</w:t>
-      </w:r>
-      <w:r>
-        <w:rPr>
-          <w:rFonts w:ascii="Arial" w:eastAsia="Times New Roman" w:hAnsi="Arial" w:cs="Arial"/>
-          <w:color w:val="000000"/>
-          <w:sz w:val="20"/>
-          <w:szCs w:val="20"/>
-          <w:lang w:eastAsia="pt-BR"/>
-        </w:rPr>
-        <w:br/>
-      </w:r>
-      <w:r>
-        <w:rPr>
-          <w:rFonts w:ascii="Arial" w:eastAsia="Times New Roman" w:hAnsi="Arial" w:cs="Arial"/>
-          <w:color w:val="000000"/>
-          <w:sz w:val="20"/>
-          <w:lang w:eastAsia="pt-BR"/>
-        </w:rPr>
-        <w:t>costumes, ética, regras sociais e legais, sem denegrir ou comprometer de qualquer modo o nome ou a</w:t>
-      </w:r>
-      <w:r>
-        <w:rPr>
-          <w:rFonts w:ascii="Arial" w:eastAsia="Times New Roman" w:hAnsi="Arial" w:cs="Arial"/>
-          <w:color w:val="000000"/>
-          <w:sz w:val="20"/>
-          <w:szCs w:val="20"/>
-          <w:lang w:eastAsia="pt-BR"/>
-        </w:rPr>
-        <w:br/>
-      </w:r>
-      <w:r>
-        <w:rPr>
-          <w:rFonts w:ascii="Arial" w:eastAsia="Times New Roman" w:hAnsi="Arial" w:cs="Arial"/>
-          <w:color w:val="000000"/>
-          <w:sz w:val="20"/>
-          <w:lang w:eastAsia="pt-BR"/>
-        </w:rPr>
-        <w:t xml:space="preserve">imagem do CANDIDATO, sob pena das consequências legais respectivas.</w:t>
-      </w:r>
-    </w:p>
-    <w:p>
-      <w:pPr>
-        <w:spacing w:after="0" w:line="360" w:lineRule="auto"/>
-        <w:jc w:val="both"/>
-        <w:rPr>
-          <w:rFonts w:ascii="Arial" w:eastAsia="Times New Roman" w:hAnsi="Arial" w:cs="Arial"/>
-          <w:color w:val="000000"/>
-          <w:sz w:val="20"/>
-          <w:lang w:eastAsia="pt-BR"/>
-        </w:rPr>
-      </w:pPr>
-      <w:r>
-        <w:rPr>
-          <w:rFonts w:ascii="Arial" w:eastAsia="Times New Roman" w:hAnsi="Arial" w:cs="Arial"/>
-          <w:color w:val="000000"/>
-          <w:sz w:val="20"/>
-          <w:szCs w:val="20"/>
-          <w:lang w:eastAsia="pt-BR"/>
-        </w:rPr>
-        <w:lastRenderedPageBreak/>
-        <w:br/>
-      </w:r>
-      <w:r>
-        <w:rPr>
-          <w:rFonts w:ascii="Arial" w:eastAsia="Times New Roman" w:hAnsi="Arial" w:cs="Arial"/>
-          <w:b/>
-          <w:bCs/>
-          <w:color w:val="000000"/>
-          <w:sz w:val="20"/>
-          <w:lang w:eastAsia="pt-BR"/>
-        </w:rPr>
-        <w:t xml:space="preserve">Cláusula V </w:t>
-      </w:r>
-      <w:r>
-        <w:rPr>
-          <w:rFonts w:ascii="Arial" w:eastAsia="Times New Roman" w:hAnsi="Arial" w:cs="Arial"/>
-          <w:color w:val="000000"/>
-          <w:sz w:val="20"/>
-          <w:lang w:eastAsia="pt-BR"/>
-        </w:rPr>
-        <w:t xml:space="preserve">– Pela prestação dos serviços ora ajustados, o CANDIDATO pagará ao</w:t>
-      </w:r>
-      <w:r>
-        <w:rPr>
-          <w:rFonts w:ascii="Arial" w:eastAsia="Times New Roman" w:hAnsi="Arial" w:cs="Arial"/>
-          <w:color w:val="000000"/>
-          <w:sz w:val="20"/>
-          <w:szCs w:val="20"/>
-          <w:lang w:eastAsia="pt-BR"/>
-        </w:rPr>
-        <w:br/>
-      </w:r>
-      <w:r>
-        <w:rPr>
-          <w:rFonts w:ascii="Arial" w:eastAsia="Times New Roman" w:hAnsi="Arial" w:cs="Arial"/>
-          <w:color w:val="000000"/>
-          <w:sz w:val="20"/>
-          <w:lang w:eastAsia="pt-BR"/>
-        </w:rPr>
-        <w:t xml:space="preserve">CONTRATADO(A) </w:t>
-      </w:r>
-      <w:r>
-        <w:rPr>
-          <w:rFonts w:ascii="Arial" w:eastAsia="Times New Roman" w:hAnsi="Arial" w:cs="Arial"/>
-          <w:color w:val="000000"/>
-          <w:sz w:val="20"/>
-          <w:lang w:eastAsia="pt-BR"/>
-        </w:rPr>
-        <w:t>R$ {{ valor }} ({{ valor_extenso }}), ({{ marca_diario }}) diariamente ({{ marca_semanal }}) semanalmente ou ({{ marca_mensal }}) mensalmente</w:t>
-      </w:r>
-      <w:r>
-        <w:rPr>
-          <w:rFonts w:ascii="Arial" w:eastAsia="Times New Roman" w:hAnsi="Arial" w:cs="Arial"/>
-          <w:color w:val="000000"/>
-          <w:sz w:val="20"/>
-          <w:lang w:eastAsia="pt-BR"/>
-        </w:rPr>
-        <w:t xml:space="preserve">, vencendo os pagamentos conforme ajustado entre as partes, mediante transferência bancária eletrônica/pix.</w:t>
-      </w:r>
-    </w:p>
-    <w:p>
-      <w:pPr>
-        <w:spacing w:after="0" w:line="360" w:lineRule="auto"/>
-        <w:jc w:val="both"/>
-        <w:rPr>
-          <w:rFonts w:ascii="Arial" w:eastAsia="Times New Roman" w:hAnsi="Arial" w:cs="Arial"/>
-          <w:color w:val="000000"/>
-          <w:sz w:val="20"/>
-          <w:lang w:eastAsia="pt-BR"/>
-        </w:rPr>
-      </w:pPr>
-      <w:r>
-        <w:rPr>
-          <w:rFonts w:ascii="Arial" w:eastAsia="Times New Roman" w:hAnsi="Arial" w:cs="Arial"/>
-          <w:color w:val="000000"/>
-          <w:sz w:val="20"/>
-          <w:szCs w:val="20"/>
-          <w:lang w:eastAsia="pt-BR"/>
-        </w:rPr>
-        <w:br/>
-      </w:r>
-      <w:r>
-        <w:rPr>
-          <w:rFonts w:ascii="Arial" w:eastAsia="Times New Roman" w:hAnsi="Arial" w:cs="Arial"/>
-          <w:b/>
-          <w:bCs/>
-          <w:color w:val="000000"/>
-          <w:sz w:val="20"/>
-          <w:lang w:eastAsia="pt-BR"/>
-        </w:rPr>
-        <w:t xml:space="preserve">Parágrafo único - </w:t>
-      </w:r>
-      <w:r>
-        <w:rPr>
-          <w:rFonts w:ascii="Arial" w:eastAsia="Times New Roman" w:hAnsi="Arial" w:cs="Arial"/>
-          <w:color w:val="000000"/>
-          <w:sz w:val="20"/>
-          <w:lang w:eastAsia="pt-BR"/>
-        </w:rPr>
-        <w:t>Na eventualidade de ocorrer a rescisão antecipada do contrato, os dias trabalhados</w:t>
-      </w:r>
-      <w:r>
-        <w:rPr>
-          <w:rFonts w:ascii="Arial" w:eastAsia="Times New Roman" w:hAnsi="Arial" w:cs="Arial"/>
-          <w:color w:val="000000"/>
-          <w:sz w:val="20"/>
-          <w:szCs w:val="20"/>
-          <w:lang w:eastAsia="pt-BR"/>
-        </w:rPr>
-        <w:br/>
-      </w:r>
-      <w:r>
-        <w:rPr>
-          <w:rFonts w:ascii="Arial" w:eastAsia="Times New Roman" w:hAnsi="Arial" w:cs="Arial"/>
-          <w:color w:val="000000"/>
-          <w:sz w:val="20"/>
-          <w:lang w:eastAsia="pt-BR"/>
-        </w:rPr>
-        <w:t>serão pagos proporcionalmente.</w:t>
-      </w:r>
-    </w:p>
-    <w:p>
-      <w:pPr>
-        <w:spacing w:after="0" w:line="360" w:lineRule="auto"/>
-        <w:jc w:val="both"/>
-        <w:rPr>
-          <w:rFonts w:ascii="Arial" w:eastAsia="Times New Roman" w:hAnsi="Arial" w:cs="Arial"/>
-          <w:color w:val="000000"/>
-          <w:sz w:val="20"/>
-          <w:lang w:eastAsia="pt-BR"/>
-        </w:rPr>
-      </w:pPr>
-      <w:r>
-        <w:rPr>
-          <w:rFonts w:ascii="Arial" w:eastAsia="Times New Roman" w:hAnsi="Arial" w:cs="Arial"/>
-          <w:color w:val="000000"/>
-          <w:sz w:val="20"/>
-          <w:szCs w:val="20"/>
-          <w:lang w:eastAsia="pt-BR"/>
-        </w:rPr>
-        <w:br/>
-      </w:r>
-      <w:r>
-        <w:rPr>
-          <w:rFonts w:ascii="Arial" w:eastAsia="Times New Roman" w:hAnsi="Arial" w:cs="Arial"/>
-          <w:b/>
-          <w:bCs/>
-          <w:color w:val="000000"/>
-          <w:sz w:val="20"/>
-          <w:lang w:eastAsia="pt-BR"/>
-        </w:rPr>
-        <w:t xml:space="preserve">Cláusula VI </w:t>
-      </w:r>
-      <w:r>
-        <w:rPr>
-          <w:rFonts w:ascii="Arial" w:eastAsia="Times New Roman" w:hAnsi="Arial" w:cs="Arial"/>
-          <w:color w:val="000000"/>
-          <w:sz w:val="20"/>
-          <w:lang w:eastAsia="pt-BR"/>
-        </w:rPr>
-        <w:t>– Fica expressamente vedado ao(a) CONTRATADO(A) prestar serviços para a campanha</w:t>
-      </w:r>
-      <w:r>
-        <w:rPr>
-          <w:rFonts w:ascii="Arial" w:eastAsia="Times New Roman" w:hAnsi="Arial" w:cs="Arial"/>
-          <w:color w:val="000000"/>
-          <w:sz w:val="20"/>
-          <w:szCs w:val="20"/>
-          <w:lang w:eastAsia="pt-BR"/>
-        </w:rPr>
-        <w:br/>
-      </w:r>
-      <w:r>
-        <w:rPr>
-          <w:rFonts w:ascii="Arial" w:eastAsia="Times New Roman" w:hAnsi="Arial" w:cs="Arial"/>
-          <w:color w:val="000000"/>
-          <w:sz w:val="20"/>
-          <w:lang w:eastAsia="pt-BR"/>
-        </w:rPr>
-        <w:t>eleitoral de outro candidato durante a vigência deste contrato, salvo se expressamente autorizado pelo</w:t>
-      </w:r>
-      <w:r>
-        <w:rPr>
-          <w:rFonts w:ascii="Arial" w:eastAsia="Times New Roman" w:hAnsi="Arial" w:cs="Arial"/>
-          <w:color w:val="000000"/>
-          <w:sz w:val="20"/>
-          <w:szCs w:val="20"/>
-          <w:lang w:eastAsia="pt-BR"/>
-        </w:rPr>
-        <w:br/>
-      </w:r>
-      <w:r>
-        <w:rPr>
-          <w:rFonts w:ascii="Arial" w:eastAsia="Times New Roman" w:hAnsi="Arial" w:cs="Arial"/>
-          <w:color w:val="000000"/>
-          <w:sz w:val="20"/>
-          <w:lang w:eastAsia="pt-BR"/>
-        </w:rPr>
-        <w:t>CANDIDATO.</w:t>
-      </w:r>
-    </w:p>
-    <w:p>
-      <w:pPr>
-        <w:spacing w:after="0" w:line="360" w:lineRule="auto"/>
-        <w:jc w:val="both"/>
-        <w:rPr>
-          <w:rFonts w:ascii="Arial" w:eastAsia="Times New Roman" w:hAnsi="Arial" w:cs="Arial"/>
-          <w:color w:val="000000"/>
-          <w:sz w:val="20"/>
-          <w:lang w:eastAsia="pt-BR"/>
-        </w:rPr>
-      </w:pPr>
-      <w:r>
-        <w:rPr>
-          <w:rFonts w:ascii="Arial" w:eastAsia="Times New Roman" w:hAnsi="Arial" w:cs="Arial"/>
-          <w:color w:val="000000"/>
-          <w:sz w:val="20"/>
-          <w:szCs w:val="20"/>
-          <w:lang w:eastAsia="pt-BR"/>
-        </w:rPr>
-        <w:br/>
-      </w:r>
-      <w:r>
-        <w:rPr>
-          <w:rFonts w:ascii="Arial" w:eastAsia="Times New Roman" w:hAnsi="Arial" w:cs="Arial"/>
-          <w:b/>
-          <w:bCs/>
-          <w:color w:val="000000"/>
-          <w:sz w:val="20"/>
-          <w:lang w:eastAsia="pt-BR"/>
-        </w:rPr>
-        <w:t xml:space="preserve">Cláusula VII </w:t>
-      </w:r>
-      <w:r>
-        <w:rPr>
-          <w:rFonts w:ascii="Arial" w:eastAsia="Times New Roman" w:hAnsi="Arial" w:cs="Arial"/>
-          <w:color w:val="000000"/>
-          <w:sz w:val="20"/>
-          <w:lang w:eastAsia="pt-BR"/>
-        </w:rPr>
-        <w:t>– Elege-se o foro desta Comarca para dirimir quaisquer controvérsias oriundas do presente</w:t>
-      </w:r>
-      <w:r>
-        <w:rPr>
-          <w:rFonts w:ascii="Arial" w:eastAsia="Times New Roman" w:hAnsi="Arial" w:cs="Arial"/>
-          <w:color w:val="000000"/>
-          <w:sz w:val="20"/>
-          <w:szCs w:val="20"/>
-          <w:lang w:eastAsia="pt-BR"/>
-        </w:rPr>
-        <w:br/>
-      </w:r>
-      <w:r>
-        <w:rPr>
-          <w:rFonts w:ascii="Arial" w:eastAsia="Times New Roman" w:hAnsi="Arial" w:cs="Arial"/>
-          <w:color w:val="000000"/>
-          <w:sz w:val="20"/>
-          <w:lang w:eastAsia="pt-BR"/>
-        </w:rPr>
-        <w:t>contrato, renunciando as partes a qualquer outro, ainda que mais privilegiado.</w:t>
-      </w:r>
-      <w:r>
-        <w:rPr>
-          <w:rFonts w:ascii="Arial" w:eastAsia="Times New Roman" w:hAnsi="Arial" w:cs="Arial"/>
-          <w:color w:val="000000"/>
-          <w:sz w:val="20"/>
-          <w:szCs w:val="20"/>
-          <w:lang w:eastAsia="pt-BR"/>
-        </w:rPr>
-        <w:br/>
-      </w:r>
-      <w:r>
-        <w:rPr>
-          <w:rFonts w:ascii="Arial" w:eastAsia="Times New Roman" w:hAnsi="Arial" w:cs="Arial"/>
-          <w:color w:val="000000"/>
-          <w:sz w:val="20"/>
-          <w:lang w:eastAsia="pt-BR"/>
-        </w:rPr>
-        <w:t>E, por estarem justas e acordadas, as partes assinam o presente Contrato.</w:t>
-      </w:r>
-    </w:p>
-    <w:p>
-      <w:pPr>
-        <w:spacing w:after="0" w:line="240" w:lineRule="auto"/>
-        <w:jc w:val="both"/>
-        <w:rPr>
-          <w:rFonts w:ascii="Arial" w:eastAsia="Times New Roman" w:hAnsi="Arial" w:cs="Arial"/>
-          <w:color w:val="000000"/>
-          <w:sz w:val="20"/>
-          <w:lang w:eastAsia="pt-BR"/>
-        </w:rPr>
-      </w:pPr>
-    </w:p>
-    <w:p>
-      <w:pPr>
-        <w:spacing w:after="0" w:line="240" w:lineRule="auto"/>
-        <w:jc w:val="both"/>
-        <w:rPr>
-          <w:rFonts w:ascii="Arial" w:eastAsia="Times New Roman" w:hAnsi="Arial" w:cs="Arial"/>
-          <w:color w:val="000000"/>
-          <w:sz w:val="20"/>
-          <w:lang w:eastAsia="pt-BR"/>
-        </w:rPr>
-      </w:pPr>
-    </w:p>
-    <w:p>
-      <w:pPr>
-        <w:spacing w:after="0" w:line="240" w:lineRule="auto"/>
-        <w:jc w:val="both"/>
-        <w:rPr>
-          <w:rFonts w:ascii="Arial" w:eastAsia="Times New Roman" w:hAnsi="Arial" w:cs="Arial"/>
-          <w:color w:val="000000"/>
-          <w:sz w:val="20"/>
-          <w:lang w:eastAsia="pt-BR"/>
-        </w:rPr>
-      </w:pPr>
-    </w:p>
-    <w:p>
-      <w:pPr>
-        <w:spacing w:after="0" w:line="240" w:lineRule="auto"/>
-        <w:jc w:val="both"/>
-        <w:rPr>
-          <w:rFonts w:ascii="Arial" w:eastAsia="Times New Roman" w:hAnsi="Arial" w:cs="Arial"/>
-          <w:color w:val="000000"/>
-          <w:sz w:val="20"/>
-          <w:lang w:eastAsia="pt-BR"/>
-        </w:rPr>
-      </w:pPr>
-    </w:p>
-    <w:p>
-      <w:pPr>
-        <w:spacing w:after="0" w:line="240" w:lineRule="auto"/>
-        <w:jc w:val="both"/>
-        <w:rPr>
-          <w:rFonts w:ascii="Arial" w:eastAsia="Times New Roman" w:hAnsi="Arial" w:cs="Arial"/>
-          <w:color w:val="000000"/>
-          <w:sz w:val="20"/>
-          <w:lang w:eastAsia="pt-BR"/>
-        </w:rPr>
-      </w:pPr>
-      <w:r>
-        <w:rPr>
-          <w:rFonts w:ascii="Arial" w:eastAsia="Times New Roman" w:hAnsi="Arial" w:cs="Arial"/>
-          <w:color w:val="000000"/>
-          <w:sz w:val="20"/>
-          <w:szCs w:val="20"/>
-          <w:lang w:eastAsia="pt-BR"/>
-        </w:rPr>
-        <w:br/>
-      </w:r>
-      <w:r>
-        <w:rPr>
-          <w:rFonts w:ascii="Arial" w:eastAsia="Times New Roman" w:hAnsi="Arial" w:cs="Arial"/>
-          <w:color w:val="000000"/>
-          <w:sz w:val="20"/>
-          <w:lang w:eastAsia="pt-BR"/>
-        </w:rPr>
-        <w:t xml:space="preserve">Local GOVERNADOR VALADARES, </w:t>
-      </w:r>
-      <w:r>
-        <w:rPr>
-          <w:rFonts w:ascii="Arial" w:eastAsia="Times New Roman" w:hAnsi="Arial" w:cs="Arial"/>
-          <w:color w:val="000000"/>
-          <w:sz w:val="20"/>
-          <w:lang w:eastAsia="pt-BR"/>
-        </w:rPr>
-        <w:t>{{ data_assinatura }}</w:t>
+          <w:color w:val="000000"/>
+          <w:sz w:val="20"/>
+          <w:lang w:eastAsia="pt-BR"/>
+        </w:rPr>
+        <w:t>{{ local_assinatura }}</w:t>
+      </w:r>
+      <w:r>
+        <w:rPr>
+          <w:rFonts w:ascii="Arial" w:eastAsia="Times New Roman" w:hAnsi="Arial" w:cs="Arial"/>
+          <w:color w:val="000000"/>
+          <w:sz w:val="20"/>
+          <w:lang w:eastAsia="pt-BR"/>
+        </w:rPr>
+        <w:t xml:space="preserve">, </w:t>
+      </w:r>
+      <w:r>
+        <w:rPr>
+          <w:rFonts w:ascii="Arial" w:eastAsia="Times New Roman" w:hAnsi="Arial" w:cs="Arial"/>
+          <w:color w:val="000000"/>
+          <w:sz w:val="20"/>
+          <w:lang w:eastAsia="pt-BR"/>
+        </w:rPr>
+        <w:t xml:space="preserve">{{ data_assinatura }}</w:t>
       </w:r>
       <w:r>
         <w:rPr>
@@ -1225,11 +1287,11 @@
           <w:sz w:val="20"/>
           <w:lang w:eastAsia="pt-BR"/>
         </w:rPr>
-        <w:t>PIX: {{ chave_pix }}</w:t>
+        <w:t xml:space="preserve">PIX: {{ chave_pix }}</w:t>
         <w:br/>
         <w:t>BANCO: {{ banco }}</w:t>
         <w:br/>
-        <w:t>CONTA CORRENTE: {{ conta_corrente }}</w:t>
+        <w:t xml:space="preserve">CONTA CORRENTE: {{ conta_corrente }}</w:t>
       </w:r>
     </w:p>
     <w:p>
@@ -1250,7 +1312,7 @@
           <w:sz w:val="20"/>
           <w:lang w:eastAsia="pt-BR"/>
         </w:rPr>
-        <w:t>AGENCIA: {{ agencia }}</w:t>
+        <w:t xml:space="preserve">AGENCIA: {{ agencia }}</w:t>
       </w:r>
     </w:p>
     <w:p>
@@ -1271,56 +1333,8 @@
           <w:sz w:val="20"/>
           <w:lang w:eastAsia="pt-BR"/>
         </w:rPr>
-        <w:t>TITULAR DA CONTA: {{ titular_conta }}</w:t>
-      </w:r>
-    </w:p>
-    <w:p>
-      <w:pPr>
-        <w:spacing w:after="0" w:line="240" w:lineRule="auto"/>
-        <w:jc w:val="both"/>
-        <w:rPr>
-          <w:rFonts w:ascii="Arial" w:eastAsia="Times New Roman" w:hAnsi="Arial" w:cs="Arial"/>
-          <w:color w:val="000000"/>
-          <w:sz w:val="20"/>
-          <w:lang w:eastAsia="pt-BR"/>
-        </w:rPr>
-      </w:pPr>
-    </w:p>
-    <w:p>
-      <w:pPr>
-        <w:spacing w:after="0" w:line="240" w:lineRule="auto"/>
-        <w:jc w:val="both"/>
-        <w:rPr>
-          <w:rFonts w:ascii="Arial" w:eastAsia="Times New Roman" w:hAnsi="Arial" w:cs="Arial"/>
-          <w:color w:val="000000"/>
-          <w:sz w:val="20"/>
-          <w:lang w:eastAsia="pt-BR"/>
-        </w:rPr>
-      </w:pPr>
-    </w:p>
-    <w:p>
-      <w:pPr>
-        <w:spacing w:after="0" w:line="240" w:lineRule="auto"/>
-        <w:jc w:val="both"/>
-        <w:rPr>
-          <w:rFonts w:ascii="Arial" w:eastAsia="Times New Roman" w:hAnsi="Arial" w:cs="Arial"/>
-          <w:color w:val="000000"/>
-          <w:sz w:val="20"/>
-          <w:lang w:eastAsia="pt-BR"/>
-        </w:rPr>
-      </w:pPr>
-    </w:p>
-    <w:p>
-      <w:pPr>
-        <w:spacing w:after="0" w:line="240" w:lineRule="auto"/>
-        <w:jc w:val="both"/>
-        <w:rPr>
-          <w:rFonts w:ascii="Arial" w:eastAsia="Times New Roman" w:hAnsi="Arial" w:cs="Arial"/>
-          <w:color w:val="000000"/>
-          <w:sz w:val="20"/>
-          <w:lang w:eastAsia="pt-BR"/>
-        </w:rPr>
-      </w:pPr>
+        <w:t xml:space="preserve">TITULAR DA CONTA: {{ titular_conta }}</w:t>
+      </w:r>
     </w:p>
     <w:p>
       <w:pPr>
@@ -1433,7 +1447,7 @@
               <w:spacing w:after="0" w:line="240" w:lineRule="auto"/>
               <w:jc w:val="both"/>
               <w:rPr>
-                <w:rFonts w:ascii="Times New Roman" w:eastAsia="Times New Roman" w:hAnsi="Times New Roman" w:cs="Times New Roman"/>
+                <w:rFonts w:ascii="Arial" w:eastAsia="Times New Roman" w:hAnsi="Arial" w:cs="Arial"/>
                 <w:sz w:val="24"/>
                 <w:szCs w:val="24"/>
                 <w:lang w:eastAsia="pt-BR"/>
@@ -1478,7 +1492,7 @@
               <w:spacing w:after="0" w:line="240" w:lineRule="auto"/>
               <w:jc w:val="both"/>
               <w:rPr>
-                <w:rFonts w:ascii="Times New Roman" w:eastAsia="Times New Roman" w:hAnsi="Times New Roman" w:cs="Times New Roman"/>
+                <w:rFonts w:ascii="Arial" w:eastAsia="Times New Roman" w:hAnsi="Arial" w:cs="Arial"/>
                 <w:sz w:val="24"/>
                 <w:szCs w:val="24"/>
                 <w:lang w:eastAsia="pt-BR"/>
@@ -1546,7 +1560,7 @@
               <w:spacing w:after="0" w:line="240" w:lineRule="auto"/>
               <w:jc w:val="both"/>
               <w:rPr>
-                <w:rFonts w:ascii="Times New Roman" w:eastAsia="Times New Roman" w:hAnsi="Times New Roman" w:cs="Times New Roman"/>
+                <w:rFonts w:ascii="Arial" w:eastAsia="Times New Roman" w:hAnsi="Arial" w:cs="Arial"/>
                 <w:sz w:val="24"/>
                 <w:szCs w:val="24"/>
                 <w:lang w:eastAsia="pt-BR"/>
@@ -1568,7 +1582,7 @@
                 <w:sz w:val="20"/>
                 <w:lang w:eastAsia="pt-BR"/>
               </w:rPr>
-              <w:t>{{ nome }}</w:t>
+              <w:t xml:space="preserve">{{ nome }}</w:t>
             </w:r>
           </w:p>
         </w:tc>
@@ -1578,6 +1592,7 @@
       <w:pPr>
         <w:jc w:val="center"/>
         <w:rPr>
+          <w:rFonts w:ascii="Arial" w:hAnsi="Arial" w:cs="Arial"/>
           <w:b/>
           <w:bCs/>
           <w:color w:val="FF0000"/>
@@ -1590,6 +1605,7 @@
       <w:pPr>
         <w:jc w:val="center"/>
         <w:rPr>
+          <w:rFonts w:ascii="Arial" w:hAnsi="Arial" w:cs="Arial"/>
           <w:b/>
           <w:bCs/>
           <w:color w:val="FF0000"/>
@@ -1599,6 +1615,7 @@
       </w:pPr>
     </w:p>
     <w:sectPr>
+      <w:headerReference w:type="default" r:id="rId6"/>
       <w:pgSz w:w="11906" w:h="16838"/>
       <w:pgMar w:top="1134" w:right="1134" w:bottom="1134" w:left="1134" w:header="709" w:footer="709" w:gutter="0"/>
       <w:cols w:space="708"/>
@@ -1656,6 +1673,169 @@
     </w:p>
   </w:footnote>
 </w:footnotes>
+</file>
+
+<file path=word/header1.xml><?xml version="1.0" encoding="utf-8"?>
+<w:hdr xmlns:wpc="http://schemas.microsoft.com/office/word/2010/wordprocessingCanvas" xmlns:mc="http://schemas.openxmlformats.org/markup-compatibility/2006" xmlns:o="urn:schemas-microsoft-com:office:office" xmlns:r="http://schemas.openxmlformats.org/officeDocument/2006/relationships" xmlns:m="http://schemas.openxmlformats.org/officeDocument/2006/math" xmlns:v="urn:schemas-microsoft-com:vml" xmlns:wp14="http://schemas.microsoft.com/office/word/2010/wordprocessingDrawing" xmlns:wp="http://schemas.openxmlformats.org/drawingml/2006/wordprocessingDrawing" xmlns:w10="urn:schemas-microsoft-com:office:word" xmlns:w="http://schemas.openxmlformats.org/wordprocessingml/2006/main" xmlns:w14="http://schemas.microsoft.com/office/word/2010/wordml" xmlns:w15="http://schemas.microsoft.com/office/word/2012/wordml" xmlns:wpg="http://schemas.microsoft.com/office/word/2010/wordprocessingGroup" xmlns:wpi="http://schemas.microsoft.com/office/word/2010/wordprocessingInk" xmlns:wne="http://schemas.microsoft.com/office/word/2006/wordml" xmlns:wps="http://schemas.microsoft.com/office/word/2010/wordprocessingShape" mc:Ignorable="w14 w15 wp14">
+  <w:p>
+    <w:pPr>
+      <w:pStyle w:val="Cabealho"/>
+    </w:pPr>
+    <w:r>
+      <w:rPr>
+        <w:noProof/>
+        <w:lang w:eastAsia="pt-BR"/>
+      </w:rPr>
+      <w:drawing>
+        <wp:anchor distT="0" distB="0" distL="114300" distR="114300" simplePos="0" relativeHeight="251660288" behindDoc="0" locked="0" layoutInCell="1" allowOverlap="1" wp14:anchorId="5D348CA9" wp14:editId="440511ED">
+          <wp:simplePos x="0" y="0"/>
+          <wp:positionH relativeFrom="column">
+            <wp:posOffset>4539615</wp:posOffset>
+          </wp:positionH>
+          <wp:positionV relativeFrom="paragraph">
+            <wp:posOffset>-288290</wp:posOffset>
+          </wp:positionV>
+          <wp:extent cx="1237615" cy="742950"/>
+          <wp:effectExtent l="0" t="0" r="0" b="0"/>
+          <wp:wrapSquare wrapText="bothSides"/>
+          <wp:docPr id="339850817" name="Imagem 2"/>
+          <wp:cNvGraphicFramePr>
+            <a:graphicFrameLocks xmlns:a="http://schemas.openxmlformats.org/drawingml/2006/main" noChangeAspect="1"/>
+          </wp:cNvGraphicFramePr>
+          <a:graphic xmlns:a="http://schemas.openxmlformats.org/drawingml/2006/main">
+            <a:graphicData uri="http://schemas.openxmlformats.org/drawingml/2006/picture">
+              <pic:pic xmlns:pic="http://schemas.openxmlformats.org/drawingml/2006/picture">
+                <pic:nvPicPr>
+                  <pic:cNvPr id="679470649" name="Imagem 679470649"/>
+                  <pic:cNvPicPr/>
+                </pic:nvPicPr>
+                <pic:blipFill>
+                  <a:blip r:embed="rId1">
+                    <a:extLst>
+                      <a:ext uri="{28A0092B-C50C-407E-A947-70E740481C1C}">
+                        <a14:useLocalDpi xmlns:a14="http://schemas.microsoft.com/office/drawing/2010/main" val="0"/>
+                      </a:ext>
+                    </a:extLst>
+                  </a:blip>
+                  <a:stretch>
+                    <a:fillRect/>
+                  </a:stretch>
+                </pic:blipFill>
+                <pic:spPr>
+                  <a:xfrm>
+                    <a:off x="0" y="0"/>
+                    <a:ext cx="1237615" cy="742950"/>
+                  </a:xfrm>
+                  <a:prstGeom prst="rect">
+                    <a:avLst/>
+                  </a:prstGeom>
+                </pic:spPr>
+              </pic:pic>
+            </a:graphicData>
+          </a:graphic>
+          <wp14:sizeRelH relativeFrom="page">
+            <wp14:pctWidth>0</wp14:pctWidth>
+          </wp14:sizeRelH>
+          <wp14:sizeRelV relativeFrom="page">
+            <wp14:pctHeight>0</wp14:pctHeight>
+          </wp14:sizeRelV>
+        </wp:anchor>
+      </w:drawing>
+    </w:r>
+    <w:r>
+      <w:rPr>
+        <w:noProof/>
+        <w:lang w:eastAsia="pt-BR"/>
+      </w:rPr>
+      <w:drawing>
+        <wp:anchor distT="0" distB="0" distL="114300" distR="114300" simplePos="0" relativeHeight="251659264" behindDoc="0" locked="0" layoutInCell="1" allowOverlap="1" wp14:anchorId="118D8578" wp14:editId="7D46144C">
+          <wp:simplePos x="0" y="0"/>
+          <wp:positionH relativeFrom="column">
+            <wp:posOffset>-489585</wp:posOffset>
+          </wp:positionH>
+          <wp:positionV relativeFrom="paragraph">
+            <wp:posOffset>-278765</wp:posOffset>
+          </wp:positionV>
+          <wp:extent cx="1196975" cy="742950"/>
+          <wp:effectExtent l="0" t="0" r="3175" b="0"/>
+          <wp:wrapSquare wrapText="bothSides"/>
+          <wp:docPr id="708478506" name="Imagem 1"/>
+          <wp:cNvGraphicFramePr>
+            <a:graphicFrameLocks xmlns:a="http://schemas.openxmlformats.org/drawingml/2006/main" noChangeAspect="1"/>
+          </wp:cNvGraphicFramePr>
+          <a:graphic xmlns:a="http://schemas.openxmlformats.org/drawingml/2006/main">
+            <a:graphicData uri="http://schemas.openxmlformats.org/drawingml/2006/picture">
+              <pic:pic xmlns:pic="http://schemas.openxmlformats.org/drawingml/2006/picture">
+                <pic:nvPicPr>
+                  <pic:cNvPr id="1381496118" name="Imagem 1381496118"/>
+                  <pic:cNvPicPr/>
+                </pic:nvPicPr>
+                <pic:blipFill rotWithShape="1">
+                  <a:blip r:embed="rId2">
+                    <a:extLst>
+                      <a:ext uri="{BEBA8EAE-BF5A-486C-A8C5-ECC9F3942E4B}">
+                        <a14:imgProps xmlns:a14="http://schemas.microsoft.com/office/drawing/2010/main">
+                          <a14:imgLayer r:embed="rId3">
+                            <a14:imgEffect>
+                              <a14:colorTemperature colorTemp="11200"/>
+                            </a14:imgEffect>
+                            <a14:imgEffect>
+                              <a14:brightnessContrast bright="-40000" contrast="-40000"/>
+                            </a14:imgEffect>
+                          </a14:imgLayer>
+                        </a14:imgProps>
+                      </a:ext>
+                      <a:ext uri="{28A0092B-C50C-407E-A947-70E740481C1C}">
+                        <a14:useLocalDpi xmlns:a14="http://schemas.microsoft.com/office/drawing/2010/main" val="0"/>
+                      </a:ext>
+                    </a:extLst>
+                  </a:blip>
+                  <a:srcRect t="20690" b="17241"/>
+                  <a:stretch>
+                    <a:fillRect/>
+                  </a:stretch>
+                </pic:blipFill>
+                <pic:spPr bwMode="auto">
+                  <a:xfrm>
+                    <a:off x="0" y="0"/>
+                    <a:ext cx="1196975" cy="742950"/>
+                  </a:xfrm>
+                  <a:prstGeom prst="rect">
+                    <a:avLst/>
+                  </a:prstGeom>
+                  <a:ln>
+                    <a:noFill/>
+                  </a:ln>
+                  <a:extLst>
+                    <a:ext uri="{53640926-AAD7-44D8-BBD7-CCE9431645EC}">
+                      <a14:shadowObscured xmlns:a14="http://schemas.microsoft.com/office/drawing/2010/main"/>
+                    </a:ext>
+                  </a:extLst>
+                </pic:spPr>
+              </pic:pic>
+            </a:graphicData>
+          </a:graphic>
+          <wp14:sizeRelH relativeFrom="page">
+            <wp14:pctWidth>0</wp14:pctWidth>
+          </wp14:sizeRelH>
+          <wp14:sizeRelV relativeFrom="page">
+            <wp14:pctHeight>0</wp14:pctHeight>
+          </wp14:sizeRelV>
+        </wp:anchor>
+      </w:drawing>
+    </w:r>
+  </w:p>
+  <w:p>
+    <w:pPr>
+      <w:pStyle w:val="Cabealho"/>
+    </w:pPr>
+  </w:p>
+  <w:p>
+    <w:pPr>
+      <w:pStyle w:val="Cabealho"/>
+    </w:pPr>
+  </w:p>
+</w:hdr>
 </file>
 
 <file path=word/styles.xml><?xml version="1.0" encoding="utf-8"?>
@@ -2115,7 +2295,6 @@
     <w:basedOn w:val="Normal"/>
     <w:link w:val="CabealhoChar"/>
     <w:uiPriority w:val="99"/>
-    <w:semiHidden/>
     <w:unhideWhenUsed/>
     <w:rsid w:val="00DB1E90"/>
     <w:pPr>
@@ -2131,7 +2310,6 @@
     <w:basedOn w:val="Fontepargpadro"/>
     <w:link w:val="Cabealho"/>
     <w:uiPriority w:val="99"/>
-    <w:semiHidden/>
     <w:rsid w:val="00DB1E90"/>
   </w:style>
   <w:style w:type="paragraph" w:styleId="Rodap">
@@ -2139,7 +2317,6 @@
     <w:basedOn w:val="Normal"/>
     <w:link w:val="RodapChar"/>
     <w:uiPriority w:val="99"/>
-    <w:semiHidden/>
     <w:unhideWhenUsed/>
     <w:rsid w:val="00DB1E90"/>
     <w:pPr>
@@ -2155,7 +2332,6 @@
     <w:basedOn w:val="Fontepargpadro"/>
     <w:link w:val="Rodap"/>
     <w:uiPriority w:val="99"/>
-    <w:semiHidden/>
     <w:rsid w:val="00DB1E90"/>
   </w:style>
 </w:styles>

--- a/modelo/modelo_contrato.docx
+++ b/modelo/modelo_contrato.docx
@@ -75,6 +75,8 @@
           <w:lang w:eastAsia="pt-BR"/>
         </w:rPr>
       </w:pPr>
+      <w:bookmarkStart w:id="0" w:name="_GoBack"/>
+      <w:bookmarkEnd w:id="0"/>
     </w:p>
     <w:p>
       <w:pPr>
@@ -1103,8 +1105,6 @@
           <w:lang w:eastAsia="pt-BR"/>
         </w:rPr>
       </w:pPr>
-      <w:bookmarkStart w:id="0" w:name="_GoBack"/>
-      <w:bookmarkEnd w:id="0"/>
     </w:p>
     <w:p>
       <w:pPr>
@@ -1687,10 +1687,10 @@
         <w:lang w:eastAsia="pt-BR"/>
       </w:rPr>
       <w:drawing>
-        <wp:anchor distT="0" distB="0" distL="114300" distR="114300" simplePos="0" relativeHeight="251660288" behindDoc="0" locked="0" layoutInCell="1" allowOverlap="1" wp14:anchorId="5D348CA9" wp14:editId="440511ED">
+        <wp:anchor distT="0" distB="0" distL="114300" distR="114300" simplePos="0" relativeHeight="251660288" behindDoc="0" locked="0" layoutInCell="1" allowOverlap="1" wp14:anchorId="5D348CA9" wp14:editId="6FBE6C62">
           <wp:simplePos x="0" y="0"/>
           <wp:positionH relativeFrom="column">
-            <wp:posOffset>4539615</wp:posOffset>
+            <wp:posOffset>4749165</wp:posOffset>
           </wp:positionH>
           <wp:positionV relativeFrom="paragraph">
             <wp:posOffset>-288290</wp:posOffset>
@@ -1748,10 +1748,10 @@
         <w:lang w:eastAsia="pt-BR"/>
       </w:rPr>
       <w:drawing>
-        <wp:anchor distT="0" distB="0" distL="114300" distR="114300" simplePos="0" relativeHeight="251659264" behindDoc="0" locked="0" layoutInCell="1" allowOverlap="1" wp14:anchorId="118D8578" wp14:editId="7D46144C">
+        <wp:anchor distT="0" distB="0" distL="114300" distR="114300" simplePos="0" relativeHeight="251659264" behindDoc="0" locked="0" layoutInCell="1" allowOverlap="1" wp14:anchorId="118D8578" wp14:editId="4AFD7A0D">
           <wp:simplePos x="0" y="0"/>
           <wp:positionH relativeFrom="column">
-            <wp:posOffset>-489585</wp:posOffset>
+            <wp:posOffset>148590</wp:posOffset>
           </wp:positionH>
           <wp:positionV relativeFrom="paragraph">
             <wp:posOffset>-278765</wp:posOffset>
